--- a/docs/mock-interview/topic-2-k8s-service-networking.docx
+++ b/docs/mock-interview/topic-2-k8s-service-networking.docx
@@ -2,7 +2,7 @@
 <file path=word/document.xml><?xml version="1.0" encoding="utf-8"?>
 <w:document xmlns:w="http://schemas.openxmlformats.org/wordprocessingml/2006/main" xmlns:m="http://schemas.openxmlformats.org/officeDocument/2006/math" xmlns:r="http://schemas.openxmlformats.org/officeDocument/2006/relationships" xmlns:o="urn:schemas-microsoft-com:office:office" xmlns:v="urn:schemas-microsoft-com:vml" xmlns:w10="urn:schemas-microsoft-com:office:word" xmlns:a="http://schemas.openxmlformats.org/drawingml/2006/main" xmlns:pic="http://schemas.openxmlformats.org/drawingml/2006/picture" xmlns:wp="http://schemas.openxmlformats.org/drawingml/2006/wordprocessingDrawing">
   <w:body>
-    <w:bookmarkStart w:id="33" w:name="X952cd0387d7c6adedf7e049f7ef08c954453ec5"/>
+    <w:bookmarkStart w:id="59" w:name="X952cd0387d7c6adedf7e049f7ef08c954453ec5"/>
     <w:p>
       <w:pPr>
         <w:pStyle w:val="Heading1"/>
@@ -73,7 +73,7 @@
         <w:t xml:space="preserve">Tiến độ</w:t>
       </w:r>
       <w:r>
-        <w:t xml:space="preserve">: 2/5 (Q6+Q7 DONE, Q8+Q9+Q10 PENDING)</w:t>
+        <w:t xml:space="preserve">: 5/5 DONE (2026-05-12)</w:t>
       </w:r>
     </w:p>
     <w:p>
@@ -3289,13 +3289,83 @@
     </w:p>
     <w:bookmarkEnd w:id="28"/>
     <w:bookmarkEnd w:id="29"/>
-    <w:bookmarkStart w:id="30" w:name="q8-pending"/>
+    <w:bookmarkStart w:id="40" w:name="X18e552d189e716633aa71d744b80d13ab074c98"/>
     <w:p>
       <w:pPr>
         <w:pStyle w:val="Heading2"/>
       </w:pPr>
       <w:r>
-        <w:t xml:space="preserve">Q8 [PENDING]</w:t>
+        <w:t xml:space="preserve">Q8 [MID] — Endpoints vs EndpointSlice khác gì?</w:t>
+      </w:r>
+    </w:p>
+    <w:bookmarkStart w:id="30" w:name="câu-hỏi-2"/>
+    <w:p>
+      <w:pPr>
+        <w:pStyle w:val="Heading3"/>
+      </w:pPr>
+      <w:r>
+        <w:t xml:space="preserve">Câu hỏi</w:t>
+      </w:r>
+    </w:p>
+    <w:p>
+      <w:pPr>
+        <w:pStyle w:val="Compact"/>
+        <w:numPr>
+          <w:ilvl w:val="0"/>
+          <w:numId w:val="1006"/>
+        </w:numPr>
+      </w:pPr>
+      <w:r>
+        <w:t xml:space="preserve">Cả 2 đều chứa gì? Nội dung khác nhau không?</w:t>
+      </w:r>
+    </w:p>
+    <w:p>
+      <w:pPr>
+        <w:pStyle w:val="Compact"/>
+        <w:numPr>
+          <w:ilvl w:val="0"/>
+          <w:numId w:val="1006"/>
+        </w:numPr>
+      </w:pPr>
+      <w:r>
+        <w:t xml:space="preserve">Vì sao K8s đẻ ra EndpointSlice thay Endpoints? Endpoints cũ có vấn đề gì?</w:t>
+      </w:r>
+    </w:p>
+    <w:p>
+      <w:pPr>
+        <w:pStyle w:val="Compact"/>
+        <w:numPr>
+          <w:ilvl w:val="0"/>
+          <w:numId w:val="1006"/>
+        </w:numPr>
+      </w:pPr>
+      <w:r>
+        <w:t xml:space="preserve">Anh check 2 cái này bằng lệnh</w:t>
+      </w:r>
+      <w:r>
+        <w:t xml:space="preserve"> </w:t>
+      </w:r>
+      <w:r>
+        <w:rPr>
+          <w:rStyle w:val="VerbatimChar"/>
+        </w:rPr>
+        <w:t xml:space="preserve">kubectl</w:t>
+      </w:r>
+      <w:r>
+        <w:t xml:space="preserve"> </w:t>
+      </w:r>
+      <w:r>
+        <w:t xml:space="preserve">nào?</w:t>
+      </w:r>
+    </w:p>
+    <w:bookmarkEnd w:id="30"/>
+    <w:bookmarkStart w:id="31" w:name="senior-answer-2"/>
+    <w:p>
+      <w:pPr>
+        <w:pStyle w:val="Heading3"/>
+      </w:pPr>
+      <w:r>
+        <w:t xml:space="preserve">Senior answer</w:t>
       </w:r>
     </w:p>
     <w:p>
@@ -3303,7 +3373,1337 @@
         <w:pStyle w:val="FirstParagraph"/>
       </w:pPr>
       <w:r>
-        <w:t xml:space="preserve">(Sẽ ghi sau khi học)</w:t>
+        <w:t xml:space="preserve">Cả 2 đều là</w:t>
+      </w:r>
+      <w:r>
+        <w:t xml:space="preserve"> </w:t>
+      </w:r>
+      <w:r>
+        <w:rPr>
+          <w:b/>
+          <w:bCs/>
+        </w:rPr>
+        <w:t xml:space="preserve">danh bạ Pod IP của 1 Service</w:t>
+      </w:r>
+      <w:r>
+        <w:t xml:space="preserve">. Khác nhau cốt lõi ở</w:t>
+      </w:r>
+      <w:r>
+        <w:t xml:space="preserve"> </w:t>
+      </w:r>
+      <w:r>
+        <w:rPr>
+          <w:b/>
+          <w:bCs/>
+        </w:rPr>
+        <w:t xml:space="preserve">cách tổ chức</w:t>
+      </w:r>
+      <w:r>
+        <w:t xml:space="preserve">:</w:t>
+      </w:r>
+    </w:p>
+    <w:tbl>
+      <w:tblPr>
+        <w:tblStyle w:val="Table"/>
+        <w:tblW w:type="pct" w:w="5000"/>
+        <w:tblLayout w:type="fixed"/>
+        <w:tblLook w:firstRow="1" w:lastRow="0" w:firstColumn="0" w:lastColumn="0" w:noHBand="0" w:noVBand="0" w:val="0020"/>
+      </w:tblPr>
+      <w:tblGrid>
+        <w:gridCol w:w="2640"/>
+        <w:gridCol w:w="2640"/>
+        <w:gridCol w:w="2640"/>
+      </w:tblGrid>
+      <w:tr>
+        <w:trPr>
+          <w:tblHeader w:val="on"/>
+        </w:trPr>
+        <w:tc>
+          <w:tcPr/>
+          <w:p>
+            <w:pPr>
+              <w:pStyle w:val="Compact"/>
+            </w:pPr>
+          </w:p>
+        </w:tc>
+        <w:tc>
+          <w:tcPr/>
+          <w:p>
+            <w:pPr>
+              <w:pStyle w:val="Compact"/>
+            </w:pPr>
+            <w:r>
+              <w:t xml:space="preserve">Endpoints (legacy)</w:t>
+            </w:r>
+          </w:p>
+        </w:tc>
+        <w:tc>
+          <w:tcPr/>
+          <w:p>
+            <w:pPr>
+              <w:pStyle w:val="Compact"/>
+            </w:pPr>
+            <w:r>
+              <w:t xml:space="preserve">EndpointSlice (mới, K8s 1.21+ GA)</w:t>
+            </w:r>
+          </w:p>
+        </w:tc>
+      </w:tr>
+      <w:tr>
+        <w:tc>
+          <w:tcPr/>
+          <w:p>
+            <w:pPr>
+              <w:pStyle w:val="Compact"/>
+            </w:pPr>
+            <w:r>
+              <w:t xml:space="preserve">Cấu trúc</w:t>
+            </w:r>
+          </w:p>
+        </w:tc>
+        <w:tc>
+          <w:tcPr/>
+          <w:p>
+            <w:pPr>
+              <w:pStyle w:val="Compact"/>
+            </w:pPr>
+            <w:r>
+              <w:rPr>
+                <w:b/>
+                <w:bCs/>
+              </w:rPr>
+              <w:t xml:space="preserve">1 object</w:t>
+            </w:r>
+            <w:r>
+              <w:t xml:space="preserve"> </w:t>
+            </w:r>
+            <w:r>
+              <w:t xml:space="preserve">chứa TẤT CẢ pod</w:t>
+            </w:r>
+          </w:p>
+        </w:tc>
+        <w:tc>
+          <w:tcPr/>
+          <w:p>
+            <w:pPr>
+              <w:pStyle w:val="Compact"/>
+            </w:pPr>
+            <w:r>
+              <w:rPr>
+                <w:b/>
+                <w:bCs/>
+              </w:rPr>
+              <w:t xml:space="preserve">Nhiều slice</w:t>
+            </w:r>
+            <w:r>
+              <w:t xml:space="preserve">, mỗi slice ≤ 100 endpoint</w:t>
+            </w:r>
+          </w:p>
+        </w:tc>
+      </w:tr>
+      <w:tr>
+        <w:tc>
+          <w:tcPr/>
+          <w:p>
+            <w:pPr>
+              <w:pStyle w:val="Compact"/>
+            </w:pPr>
+            <w:r>
+              <w:t xml:space="preserve">Scale</w:t>
+            </w:r>
+          </w:p>
+        </w:tc>
+        <w:tc>
+          <w:tcPr/>
+          <w:p>
+            <w:pPr>
+              <w:pStyle w:val="Compact"/>
+            </w:pPr>
+            <w:r>
+              <w:t xml:space="preserve">O(N) — mọi pod nhồi 1 object</w:t>
+            </w:r>
+          </w:p>
+        </w:tc>
+        <w:tc>
+          <w:tcPr/>
+          <w:p>
+            <w:pPr>
+              <w:pStyle w:val="Compact"/>
+            </w:pPr>
+            <w:r>
+              <w:t xml:space="preserve">O(slice) — update cục bộ</w:t>
+            </w:r>
+          </w:p>
+        </w:tc>
+      </w:tr>
+      <w:tr>
+        <w:tc>
+          <w:tcPr/>
+          <w:p>
+            <w:pPr>
+              <w:pStyle w:val="Compact"/>
+            </w:pPr>
+            <w:r>
+              <w:t xml:space="preserve">etcd limit 1.5 MB</w:t>
+            </w:r>
+          </w:p>
+        </w:tc>
+        <w:tc>
+          <w:tcPr/>
+          <w:p>
+            <w:pPr>
+              <w:pStyle w:val="Compact"/>
+            </w:pPr>
+            <w:r>
+              <w:t xml:space="preserve">Vướng khi &gt; 5000 pod</w:t>
+            </w:r>
+          </w:p>
+        </w:tc>
+        <w:tc>
+          <w:tcPr/>
+          <w:p>
+            <w:pPr>
+              <w:pStyle w:val="Compact"/>
+            </w:pPr>
+            <w:r>
+              <w:t xml:space="preserve">Không vướng</w:t>
+            </w:r>
+          </w:p>
+        </w:tc>
+      </w:tr>
+      <w:tr>
+        <w:tc>
+          <w:tcPr/>
+          <w:p>
+            <w:pPr>
+              <w:pStyle w:val="Compact"/>
+            </w:pPr>
+            <w:r>
+              <w:t xml:space="preserve">Topology hint</w:t>
+            </w:r>
+          </w:p>
+        </w:tc>
+        <w:tc>
+          <w:tcPr/>
+          <w:p>
+            <w:pPr>
+              <w:pStyle w:val="Compact"/>
+            </w:pPr>
+            <w:r>
+              <w:t xml:space="preserve">Không có</w:t>
+            </w:r>
+          </w:p>
+        </w:tc>
+        <w:tc>
+          <w:tcPr/>
+          <w:p>
+            <w:pPr>
+              <w:pStyle w:val="Compact"/>
+            </w:pPr>
+            <w:r>
+              <w:t xml:space="preserve">Có</w:t>
+            </w:r>
+            <w:r>
+              <w:t xml:space="preserve"> </w:t>
+            </w:r>
+            <w:r>
+              <w:rPr>
+                <w:rStyle w:val="VerbatimChar"/>
+              </w:rPr>
+              <w:t xml:space="preserve">zone</w:t>
+            </w:r>
+            <w:r>
+              <w:t xml:space="preserve"> </w:t>
+            </w:r>
+            <w:r>
+              <w:t xml:space="preserve">field cho Topology Aware Routing</w:t>
+            </w:r>
+          </w:p>
+        </w:tc>
+      </w:tr>
+      <w:tr>
+        <w:tc>
+          <w:tcPr/>
+          <w:p>
+            <w:pPr>
+              <w:pStyle w:val="Compact"/>
+            </w:pPr>
+            <w:r>
+              <w:t xml:space="preserve">Pod state</w:t>
+            </w:r>
+          </w:p>
+        </w:tc>
+        <w:tc>
+          <w:tcPr/>
+          <w:p>
+            <w:pPr>
+              <w:pStyle w:val="Compact"/>
+            </w:pPr>
+            <w:r>
+              <w:t xml:space="preserve">Chỉ</w:t>
+            </w:r>
+            <w:r>
+              <w:t xml:space="preserve"> </w:t>
+            </w:r>
+            <w:r>
+              <w:rPr>
+                <w:rStyle w:val="VerbatimChar"/>
+              </w:rPr>
+              <w:t xml:space="preserve">notReadyAddresses</w:t>
+            </w:r>
+          </w:p>
+        </w:tc>
+        <w:tc>
+          <w:tcPr/>
+          <w:p>
+            <w:pPr>
+              <w:pStyle w:val="Compact"/>
+            </w:pPr>
+            <w:r>
+              <w:rPr>
+                <w:rStyle w:val="VerbatimChar"/>
+              </w:rPr>
+              <w:t xml:space="preserve">ready</w:t>
+            </w:r>
+            <w:r>
+              <w:t xml:space="preserve"> </w:t>
+            </w:r>
+            <w:r>
+              <w:t xml:space="preserve">+</w:t>
+            </w:r>
+            <w:r>
+              <w:t xml:space="preserve"> </w:t>
+            </w:r>
+            <w:r>
+              <w:rPr>
+                <w:rStyle w:val="VerbatimChar"/>
+              </w:rPr>
+              <w:t xml:space="preserve">serving</w:t>
+            </w:r>
+            <w:r>
+              <w:t xml:space="preserve"> </w:t>
+            </w:r>
+            <w:r>
+              <w:t xml:space="preserve">+</w:t>
+            </w:r>
+            <w:r>
+              <w:t xml:space="preserve"> </w:t>
+            </w:r>
+            <w:r>
+              <w:rPr>
+                <w:rStyle w:val="VerbatimChar"/>
+              </w:rPr>
+              <w:t xml:space="preserve">terminating</w:t>
+            </w:r>
+            <w:r>
+              <w:t xml:space="preserve"> </w:t>
+            </w:r>
+            <w:r>
+              <w:t xml:space="preserve">riêng</w:t>
+            </w:r>
+          </w:p>
+        </w:tc>
+      </w:tr>
+      <w:tr>
+        <w:tc>
+          <w:tcPr/>
+          <w:p>
+            <w:pPr>
+              <w:pStyle w:val="Compact"/>
+            </w:pPr>
+            <w:r>
+              <w:t xml:space="preserve">Watcher hiện tại</w:t>
+            </w:r>
+          </w:p>
+        </w:tc>
+        <w:tc>
+          <w:tcPr/>
+          <w:p>
+            <w:pPr>
+              <w:pStyle w:val="Compact"/>
+            </w:pPr>
+            <w:r>
+              <w:t xml:space="preserve">Backward compat</w:t>
+            </w:r>
+          </w:p>
+        </w:tc>
+        <w:tc>
+          <w:tcPr/>
+          <w:p>
+            <w:pPr>
+              <w:pStyle w:val="Compact"/>
+            </w:pPr>
+            <w:r>
+              <w:t xml:space="preserve">kube-proxy 1.19+, LBC, CoreDNS 1.7+</w:t>
+            </w:r>
+          </w:p>
+        </w:tc>
+      </w:tr>
+    </w:tbl>
+    <w:bookmarkEnd w:id="31"/>
+    <w:bookmarkStart w:id="32" w:name="X84e63cd2b863d94c95a2b27fb431b19c00fa0a2"/>
+    <w:p>
+      <w:pPr>
+        <w:pStyle w:val="Heading3"/>
+      </w:pPr>
+      <w:r>
+        <w:t xml:space="preserve">Vấn đề Endpoints cũ — 3 lý do đẻ EndpointSlice</w:t>
+      </w:r>
+    </w:p>
+    <w:p>
+      <w:pPr>
+        <w:pStyle w:val="FirstParagraph"/>
+      </w:pPr>
+      <w:r>
+        <w:rPr>
+          <w:b/>
+          <w:bCs/>
+        </w:rPr>
+        <w:t xml:space="preserve">1. Update tốn băng thông kinh khủng</w:t>
+      </w:r>
+    </w:p>
+    <w:p>
+      <w:pPr>
+        <w:pStyle w:val="BodyText"/>
+      </w:pPr>
+      <w:r>
+        <w:t xml:space="preserve">1 Service</w:t>
+      </w:r>
+      <w:r>
+        <w:t xml:space="preserve"> </w:t>
+      </w:r>
+      <w:r>
+        <w:rPr>
+          <w:rStyle w:val="VerbatimChar"/>
+        </w:rPr>
+        <w:t xml:space="preserve">payment-svc</w:t>
+      </w:r>
+      <w:r>
+        <w:t xml:space="preserve"> </w:t>
+      </w:r>
+      <w:r>
+        <w:t xml:space="preserve">1000 pod → Endpoints object chứa 1000 IP. Mỗi pod thay đổi → kube-controller update</w:t>
+      </w:r>
+      <w:r>
+        <w:t xml:space="preserve"> </w:t>
+      </w:r>
+      <w:r>
+        <w:rPr>
+          <w:b/>
+          <w:bCs/>
+        </w:rPr>
+        <w:t xml:space="preserve">TOÀN BỘ Endpoints object</w:t>
+      </w:r>
+      <w:r>
+        <w:t xml:space="preserve"> </w:t>
+      </w:r>
+      <w:r>
+        <w:t xml:space="preserve">→ API server push full object 1000 IP xuống</w:t>
+      </w:r>
+      <w:r>
+        <w:t xml:space="preserve"> </w:t>
+      </w:r>
+      <w:r>
+        <w:rPr>
+          <w:b/>
+          <w:bCs/>
+        </w:rPr>
+        <w:t xml:space="preserve">mỗi node</w:t>
+      </w:r>
+      <w:r>
+        <w:t xml:space="preserve"> </w:t>
+      </w:r>
+      <w:r>
+        <w:t xml:space="preserve">(kube-proxy watch). 999 IP không đổi vẫn bị push lại từ đầu.</w:t>
+      </w:r>
+    </w:p>
+    <w:p>
+      <w:pPr>
+        <w:pStyle w:val="BodyText"/>
+      </w:pPr>
+      <w:r>
+        <w:rPr>
+          <w:b/>
+          <w:bCs/>
+        </w:rPr>
+        <w:t xml:space="preserve">2. etcd object size limit</w:t>
+      </w:r>
+    </w:p>
+    <w:p>
+      <w:pPr>
+        <w:pStyle w:val="BodyText"/>
+      </w:pPr>
+      <w:r>
+        <w:t xml:space="preserve">K8s object giới hạn</w:t>
+      </w:r>
+      <w:r>
+        <w:t xml:space="preserve"> </w:t>
+      </w:r>
+      <w:r>
+        <w:rPr>
+          <w:b/>
+          <w:bCs/>
+        </w:rPr>
+        <w:t xml:space="preserve">1.5 MB</w:t>
+      </w:r>
+      <w:r>
+        <w:t xml:space="preserve"> </w:t>
+      </w:r>
+      <w:r>
+        <w:t xml:space="preserve">(etcd request limit). Service &gt; 5000 pod → Endpoints vượt limit → update</w:t>
+      </w:r>
+      <w:r>
+        <w:t xml:space="preserve"> </w:t>
+      </w:r>
+      <w:r>
+        <w:rPr>
+          <w:b/>
+          <w:bCs/>
+        </w:rPr>
+        <w:t xml:space="preserve">fail luôn</w:t>
+      </w:r>
+      <w:r>
+        <w:t xml:space="preserve">. Cluster lớn vướng giới hạn này thực sự (Spotify, Lyft reported).</w:t>
+      </w:r>
+    </w:p>
+    <w:p>
+      <w:pPr>
+        <w:pStyle w:val="BodyText"/>
+      </w:pPr>
+      <w:r>
+        <w:rPr>
+          <w:b/>
+          <w:bCs/>
+        </w:rPr>
+        <w:t xml:space="preserve">3. API server bottleneck</w:t>
+      </w:r>
+    </w:p>
+    <w:p>
+      <w:pPr>
+        <w:pStyle w:val="BodyText"/>
+      </w:pPr>
+      <w:r>
+        <w:t xml:space="preserve">CI/CD deploy liên tục, pod recreate 50 lần/giây × 1000 IP = full object push qua API server → CPU control plane spike 80%, latency API tăng.</w:t>
+      </w:r>
+    </w:p>
+    <w:bookmarkEnd w:id="32"/>
+    <w:bookmarkStart w:id="33" w:name="cơ-chế-endpointslice-giải-quyết"/>
+    <w:p>
+      <w:pPr>
+        <w:pStyle w:val="Heading3"/>
+      </w:pPr>
+      <w:r>
+        <w:t xml:space="preserve">Cơ chế EndpointSlice giải quyết</w:t>
+      </w:r>
+    </w:p>
+    <w:p>
+      <w:pPr>
+        <w:pStyle w:val="FirstParagraph"/>
+      </w:pPr>
+      <w:r>
+        <w:t xml:space="preserve">Chia nhỏ: mỗi slice ≤ 100 endpoint (default</w:t>
+      </w:r>
+      <w:r>
+        <w:t xml:space="preserve"> </w:t>
+      </w:r>
+      <w:r>
+        <w:rPr>
+          <w:rStyle w:val="VerbatimChar"/>
+        </w:rPr>
+        <w:t xml:space="preserve">--endpointslice.max-endpoints-per-slice=100</w:t>
+      </w:r>
+      <w:r>
+        <w:t xml:space="preserve">).</w:t>
+      </w:r>
+    </w:p>
+    <w:p>
+      <w:pPr>
+        <w:pStyle w:val="SourceCode"/>
+      </w:pPr>
+      <w:r>
+        <w:rPr>
+          <w:rStyle w:val="VerbatimChar"/>
+        </w:rPr>
+        <w:t xml:space="preserve">1 Service payment-svc có 1000 pod</w:t>
+      </w:r>
+      <w:r>
+        <w:br/>
+      </w:r>
+      <w:r>
+        <w:rPr>
+          <w:rStyle w:val="VerbatimChar"/>
+        </w:rPr>
+        <w:t xml:space="preserve">       │</w:t>
+      </w:r>
+      <w:r>
+        <w:br/>
+      </w:r>
+      <w:r>
+        <w:rPr>
+          <w:rStyle w:val="VerbatimChar"/>
+        </w:rPr>
+        <w:t xml:space="preserve">       ▼  endpointslice-controller chia:</w:t>
+      </w:r>
+      <w:r>
+        <w:br/>
+      </w:r>
+      <w:r>
+        <w:rPr>
+          <w:rStyle w:val="VerbatimChar"/>
+        </w:rPr>
+        <w:t xml:space="preserve">   payment-svc-abc12 (100 pod)</w:t>
+      </w:r>
+      <w:r>
+        <w:br/>
+      </w:r>
+      <w:r>
+        <w:rPr>
+          <w:rStyle w:val="VerbatimChar"/>
+        </w:rPr>
+        <w:t xml:space="preserve">   payment-svc-def34 (100 pod)</w:t>
+      </w:r>
+      <w:r>
+        <w:br/>
+      </w:r>
+      <w:r>
+        <w:rPr>
+          <w:rStyle w:val="VerbatimChar"/>
+        </w:rPr>
+        <w:t xml:space="preserve">   payment-svc-ghi56 (100 pod)</w:t>
+      </w:r>
+      <w:r>
+        <w:br/>
+      </w:r>
+      <w:r>
+        <w:rPr>
+          <w:rStyle w:val="VerbatimChar"/>
+        </w:rPr>
+        <w:t xml:space="preserve">   ... 10 slice tổng cộng</w:t>
+      </w:r>
+    </w:p>
+    <w:p>
+      <w:pPr>
+        <w:pStyle w:val="FirstParagraph"/>
+      </w:pPr>
+      <w:r>
+        <w:t xml:space="preserve">Update 1 pod thuộc slice</w:t>
+      </w:r>
+      <w:r>
+        <w:t xml:space="preserve"> </w:t>
+      </w:r>
+      <w:r>
+        <w:rPr>
+          <w:rStyle w:val="VerbatimChar"/>
+        </w:rPr>
+        <w:t xml:space="preserve">abc12</w:t>
+      </w:r>
+      <w:r>
+        <w:t xml:space="preserve"> </w:t>
+      </w:r>
+      <w:r>
+        <w:t xml:space="preserve">→ chỉ update slice</w:t>
+      </w:r>
+      <w:r>
+        <w:t xml:space="preserve"> </w:t>
+      </w:r>
+      <w:r>
+        <w:rPr>
+          <w:rStyle w:val="VerbatimChar"/>
+        </w:rPr>
+        <w:t xml:space="preserve">abc12</w:t>
+      </w:r>
+      <w:r>
+        <w:t xml:space="preserve"> </w:t>
+      </w:r>
+      <w:r>
+        <w:t xml:space="preserve">(100 IP), KHÔNG đụng 9 slice còn lại →</w:t>
+      </w:r>
+      <w:r>
+        <w:t xml:space="preserve"> </w:t>
+      </w:r>
+      <w:r>
+        <w:rPr>
+          <w:b/>
+          <w:bCs/>
+        </w:rPr>
+        <w:t xml:space="preserve">băng thông giảm 10x</w:t>
+      </w:r>
+      <w:r>
+        <w:t xml:space="preserve">.</w:t>
+      </w:r>
+    </w:p>
+    <w:bookmarkEnd w:id="33"/>
+    <w:bookmarkStart w:id="34" w:name="tính-năng-mới-endpointslice"/>
+    <w:p>
+      <w:pPr>
+        <w:pStyle w:val="Heading3"/>
+      </w:pPr>
+      <w:r>
+        <w:t xml:space="preserve">Tính năng mới EndpointSlice</w:t>
+      </w:r>
+    </w:p>
+    <w:p>
+      <w:pPr>
+        <w:numPr>
+          <w:ilvl w:val="0"/>
+          <w:numId w:val="1007"/>
+        </w:numPr>
+      </w:pPr>
+      <w:r>
+        <w:rPr>
+          <w:b/>
+          <w:bCs/>
+        </w:rPr>
+        <w:t xml:space="preserve">Topology hint</w:t>
+      </w:r>
+      <w:r>
+        <w:t xml:space="preserve"> </w:t>
+      </w:r>
+      <w:r>
+        <w:t xml:space="preserve">(Topology Aware Routing): mỗi endpoint có</w:t>
+      </w:r>
+      <w:r>
+        <w:t xml:space="preserve"> </w:t>
+      </w:r>
+      <w:r>
+        <w:rPr>
+          <w:rStyle w:val="VerbatimChar"/>
+        </w:rPr>
+        <w:t xml:space="preserve">zone: ap-southeast-1a</w:t>
+      </w:r>
+      <w:r>
+        <w:t xml:space="preserve">. kube-proxy chọn pod</w:t>
+      </w:r>
+      <w:r>
+        <w:t xml:space="preserve"> </w:t>
+      </w:r>
+      <w:r>
+        <w:rPr>
+          <w:b/>
+          <w:bCs/>
+        </w:rPr>
+        <w:t xml:space="preserve">cùng AZ</w:t>
+      </w:r>
+      <w:r>
+        <w:t xml:space="preserve"> </w:t>
+      </w:r>
+      <w:r>
+        <w:t xml:space="preserve">với client → giảm cross-AZ traffic ($0.01/GB AWS) + latency thấp.</w:t>
+      </w:r>
+    </w:p>
+    <w:p>
+      <w:pPr>
+        <w:numPr>
+          <w:ilvl w:val="0"/>
+          <w:numId w:val="1007"/>
+        </w:numPr>
+      </w:pPr>
+      <w:r>
+        <w:rPr>
+          <w:b/>
+          <w:bCs/>
+        </w:rPr>
+        <w:t xml:space="preserve">Pod state phân biệt rõ</w:t>
+      </w:r>
+      <w:r>
+        <w:t xml:space="preserve">:</w:t>
+      </w:r>
+    </w:p>
+    <w:p>
+      <w:pPr>
+        <w:pStyle w:val="Compact"/>
+        <w:numPr>
+          <w:ilvl w:val="1"/>
+          <w:numId w:val="1008"/>
+        </w:numPr>
+      </w:pPr>
+      <w:r>
+        <w:rPr>
+          <w:rStyle w:val="VerbatimChar"/>
+        </w:rPr>
+        <w:t xml:space="preserve">ready: true</w:t>
+      </w:r>
+      <w:r>
+        <w:t xml:space="preserve"> </w:t>
+      </w:r>
+      <w:r>
+        <w:t xml:space="preserve">— pod sẵn sàng nhận traffic</w:t>
+      </w:r>
+    </w:p>
+    <w:p>
+      <w:pPr>
+        <w:pStyle w:val="Compact"/>
+        <w:numPr>
+          <w:ilvl w:val="1"/>
+          <w:numId w:val="1008"/>
+        </w:numPr>
+      </w:pPr>
+      <w:r>
+        <w:rPr>
+          <w:rStyle w:val="VerbatimChar"/>
+        </w:rPr>
+        <w:t xml:space="preserve">serving: true</w:t>
+      </w:r>
+      <w:r>
+        <w:t xml:space="preserve"> </w:t>
+      </w:r>
+      <w:r>
+        <w:t xml:space="preserve">— pod đang serve (có thể chưa ready khi terminating)</w:t>
+      </w:r>
+    </w:p>
+    <w:p>
+      <w:pPr>
+        <w:pStyle w:val="Compact"/>
+        <w:numPr>
+          <w:ilvl w:val="1"/>
+          <w:numId w:val="1008"/>
+        </w:numPr>
+      </w:pPr>
+      <w:r>
+        <w:rPr>
+          <w:rStyle w:val="VerbatimChar"/>
+        </w:rPr>
+        <w:t xml:space="preserve">terminating: true</w:t>
+      </w:r>
+      <w:r>
+        <w:t xml:space="preserve"> </w:t>
+      </w:r>
+      <w:r>
+        <w:t xml:space="preserve">— pod đang shutdown, graceful drain</w:t>
+      </w:r>
+    </w:p>
+    <w:p>
+      <w:pPr>
+        <w:numPr>
+          <w:ilvl w:val="0"/>
+          <w:numId w:val="1007"/>
+        </w:numPr>
+      </w:pPr>
+      <w:r>
+        <w:rPr>
+          <w:b/>
+          <w:bCs/>
+        </w:rPr>
+        <w:t xml:space="preserve">Multi-protocol stack</w:t>
+      </w:r>
+      <w:r>
+        <w:t xml:space="preserve">: IPv4 + IPv6 + FQDN trong cùng Service.</w:t>
+      </w:r>
+    </w:p>
+    <w:bookmarkEnd w:id="34"/>
+    <w:bookmarkStart w:id="35" w:name="backward-compatibility"/>
+    <w:p>
+      <w:pPr>
+        <w:pStyle w:val="Heading3"/>
+      </w:pPr>
+      <w:r>
+        <w:t xml:space="preserve">Backward compatibility</w:t>
+      </w:r>
+    </w:p>
+    <w:p>
+      <w:pPr>
+        <w:pStyle w:val="FirstParagraph"/>
+      </w:pPr>
+      <w:r>
+        <w:rPr>
+          <w:rStyle w:val="VerbatimChar"/>
+        </w:rPr>
+        <w:t xml:space="preserve">kube-controller-manager</w:t>
+      </w:r>
+      <w:r>
+        <w:t xml:space="preserve"> </w:t>
+      </w:r>
+      <w:r>
+        <w:t xml:space="preserve">vẫn tạo</w:t>
+      </w:r>
+      <w:r>
+        <w:t xml:space="preserve"> </w:t>
+      </w:r>
+      <w:r>
+        <w:rPr>
+          <w:b/>
+          <w:bCs/>
+        </w:rPr>
+        <w:t xml:space="preserve">Endpoints LEGACY object</w:t>
+      </w:r>
+      <w:r>
+        <w:t xml:space="preserve"> </w:t>
+      </w:r>
+      <w:r>
+        <w:t xml:space="preserve">song song (cùng tên Service) cho controller cũ. Đó là lý do</w:t>
+      </w:r>
+      <w:r>
+        <w:t xml:space="preserve"> </w:t>
+      </w:r>
+      <w:r>
+        <w:rPr>
+          <w:rStyle w:val="VerbatimChar"/>
+        </w:rPr>
+        <w:t xml:space="preserve">kubectl get endpoints</w:t>
+      </w:r>
+      <w:r>
+        <w:t xml:space="preserve"> </w:t>
+      </w:r>
+      <w:r>
+        <w:t xml:space="preserve">vẫn thấy, dù backend đã chuyển EndpointSlice.</w:t>
+      </w:r>
+    </w:p>
+    <w:bookmarkEnd w:id="35"/>
+    <w:bookmarkStart w:id="36" w:name="lệnh-check"/>
+    <w:p>
+      <w:pPr>
+        <w:pStyle w:val="Heading3"/>
+      </w:pPr>
+      <w:r>
+        <w:t xml:space="preserve">Lệnh check</w:t>
+      </w:r>
+    </w:p>
+    <w:p>
+      <w:pPr>
+        <w:pStyle w:val="SourceCode"/>
+      </w:pPr>
+      <w:r>
+        <w:rPr>
+          <w:rStyle w:val="CommentTok"/>
+        </w:rPr>
+        <w:t xml:space="preserve"># Endpoints legacy</w:t>
+      </w:r>
+      <w:r>
+        <w:br/>
+      </w:r>
+      <w:r>
+        <w:rPr>
+          <w:rStyle w:val="ExtensionTok"/>
+        </w:rPr>
+        <w:t xml:space="preserve">kubectl</w:t>
+      </w:r>
+      <w:r>
+        <w:rPr>
+          <w:rStyle w:val="NormalTok"/>
+        </w:rPr>
+        <w:t xml:space="preserve"> get endpoints </w:t>
+      </w:r>
+      <w:r>
+        <w:rPr>
+          <w:rStyle w:val="AttributeTok"/>
+        </w:rPr>
+        <w:t xml:space="preserve">-n</w:t>
+      </w:r>
+      <w:r>
+        <w:rPr>
+          <w:rStyle w:val="NormalTok"/>
+        </w:rPr>
+        <w:t xml:space="preserve"> dev</w:t>
+      </w:r>
+      <w:r>
+        <w:br/>
+      </w:r>
+      <w:r>
+        <w:rPr>
+          <w:rStyle w:val="ExtensionTok"/>
+        </w:rPr>
+        <w:t xml:space="preserve">kubectl</w:t>
+      </w:r>
+      <w:r>
+        <w:rPr>
+          <w:rStyle w:val="NormalTok"/>
+        </w:rPr>
+        <w:t xml:space="preserve"> describe endpoints nginx-svc </w:t>
+      </w:r>
+      <w:r>
+        <w:rPr>
+          <w:rStyle w:val="AttributeTok"/>
+        </w:rPr>
+        <w:t xml:space="preserve">-n</w:t>
+      </w:r>
+      <w:r>
+        <w:rPr>
+          <w:rStyle w:val="NormalTok"/>
+        </w:rPr>
+        <w:t xml:space="preserve"> dev</w:t>
+      </w:r>
+      <w:r>
+        <w:br/>
+      </w:r>
+      <w:r>
+        <w:br/>
+      </w:r>
+      <w:r>
+        <w:rPr>
+          <w:rStyle w:val="CommentTok"/>
+        </w:rPr>
+        <w:t xml:space="preserve"># EndpointSlice (mới)</w:t>
+      </w:r>
+      <w:r>
+        <w:br/>
+      </w:r>
+      <w:r>
+        <w:rPr>
+          <w:rStyle w:val="ExtensionTok"/>
+        </w:rPr>
+        <w:t xml:space="preserve">kubectl</w:t>
+      </w:r>
+      <w:r>
+        <w:rPr>
+          <w:rStyle w:val="NormalTok"/>
+        </w:rPr>
+        <w:t xml:space="preserve"> get endpointslice </w:t>
+      </w:r>
+      <w:r>
+        <w:rPr>
+          <w:rStyle w:val="AttributeTok"/>
+        </w:rPr>
+        <w:t xml:space="preserve">-n</w:t>
+      </w:r>
+      <w:r>
+        <w:rPr>
+          <w:rStyle w:val="NormalTok"/>
+        </w:rPr>
+        <w:t xml:space="preserve"> dev</w:t>
+      </w:r>
+      <w:r>
+        <w:br/>
+      </w:r>
+      <w:r>
+        <w:rPr>
+          <w:rStyle w:val="ExtensionTok"/>
+        </w:rPr>
+        <w:t xml:space="preserve">kubectl</w:t>
+      </w:r>
+      <w:r>
+        <w:rPr>
+          <w:rStyle w:val="NormalTok"/>
+        </w:rPr>
+        <w:t xml:space="preserve"> get endpointslice </w:t>
+      </w:r>
+      <w:r>
+        <w:rPr>
+          <w:rStyle w:val="AttributeTok"/>
+        </w:rPr>
+        <w:t xml:space="preserve">-n</w:t>
+      </w:r>
+      <w:r>
+        <w:rPr>
+          <w:rStyle w:val="NormalTok"/>
+        </w:rPr>
+        <w:t xml:space="preserve"> dev </w:t>
+      </w:r>
+      <w:r>
+        <w:rPr>
+          <w:rStyle w:val="AttributeTok"/>
+        </w:rPr>
+        <w:t xml:space="preserve">-l</w:t>
+      </w:r>
+      <w:r>
+        <w:rPr>
+          <w:rStyle w:val="NormalTok"/>
+        </w:rPr>
+        <w:t xml:space="preserve"> kubernetes.io/service-name=nginx-svc</w:t>
+      </w:r>
+      <w:r>
+        <w:br/>
+      </w:r>
+      <w:r>
+        <w:rPr>
+          <w:rStyle w:val="ExtensionTok"/>
+        </w:rPr>
+        <w:t xml:space="preserve">kubectl</w:t>
+      </w:r>
+      <w:r>
+        <w:rPr>
+          <w:rStyle w:val="NormalTok"/>
+        </w:rPr>
+        <w:t xml:space="preserve"> describe endpointslice nginx-svc-abc12 </w:t>
+      </w:r>
+      <w:r>
+        <w:rPr>
+          <w:rStyle w:val="AttributeTok"/>
+        </w:rPr>
+        <w:t xml:space="preserve">-n</w:t>
+      </w:r>
+      <w:r>
+        <w:rPr>
+          <w:rStyle w:val="NormalTok"/>
+        </w:rPr>
+        <w:t xml:space="preserve"> dev</w:t>
+      </w:r>
+      <w:r>
+        <w:br/>
+      </w:r>
+      <w:r>
+        <w:rPr>
+          <w:rStyle w:val="CommentTok"/>
+        </w:rPr>
+        <w:t xml:space="preserve"># Endpoints:</w:t>
+      </w:r>
+      <w:r>
+        <w:br/>
+      </w:r>
+      <w:r>
+        <w:rPr>
+          <w:rStyle w:val="CommentTok"/>
+        </w:rPr>
+        <w:t xml:space="preserve">#   - Addresses: 10.0.1.23</w:t>
+      </w:r>
+      <w:r>
+        <w:br/>
+      </w:r>
+      <w:r>
+        <w:rPr>
+          <w:rStyle w:val="CommentTok"/>
+        </w:rPr>
+        <w:t xml:space="preserve">#     Conditions: { Ready: true, Serving: true, Terminating: false }</w:t>
+      </w:r>
+      <w:r>
+        <w:br/>
+      </w:r>
+      <w:r>
+        <w:rPr>
+          <w:rStyle w:val="CommentTok"/>
+        </w:rPr>
+        <w:t xml:space="preserve">#     NodeName:   ip-10-0-1-10.ec2.internal</w:t>
+      </w:r>
+      <w:r>
+        <w:br/>
+      </w:r>
+      <w:r>
+        <w:rPr>
+          <w:rStyle w:val="CommentTok"/>
+        </w:rPr>
+        <w:t xml:space="preserve">#     Zone:       ap-southeast-1a              ← topology hint</w:t>
+      </w:r>
+    </w:p>
+    <w:bookmarkEnd w:id="36"/>
+    <w:bookmarkStart w:id="37" w:name="anchor-để-nhớ-2"/>
+    <w:p>
+      <w:pPr>
+        <w:pStyle w:val="Heading3"/>
+      </w:pPr>
+      <w:r>
+        <w:t xml:space="preserve">Anchor để nhớ</w:t>
+      </w:r>
+    </w:p>
+    <w:p>
+      <w:pPr>
+        <w:pStyle w:val="BlockText"/>
+      </w:pPr>
+      <w:r>
+        <w:rPr>
+          <w:b/>
+          <w:bCs/>
+        </w:rPr>
+        <w:t xml:space="preserve">Endpoints = 1 object monolithic O(N). EndpointSlice = chia ≤100 endpoint/slice O(slice).</w:t>
+      </w:r>
+      <w:r>
+        <w:t xml:space="preserve"> </w:t>
+      </w:r>
+      <w:r>
+        <w:rPr>
+          <w:b/>
+          <w:bCs/>
+        </w:rPr>
+        <w:t xml:space="preserve">3 vấn đề Endpoints cũ: băng thông push, etcd 1.5MB, API server bottleneck.</w:t>
+      </w:r>
+      <w:r>
+        <w:t xml:space="preserve"> </w:t>
+      </w:r>
+      <w:r>
+        <w:rPr>
+          <w:b/>
+          <w:bCs/>
+        </w:rPr>
+        <w:t xml:space="preserve">EndpointSlice có topology hint (zone) → Topology Aware Routing giảm cross-AZ cost.</w:t>
+      </w:r>
+      <w:r>
+        <w:t xml:space="preserve"> </w:t>
+      </w:r>
+      <w:r>
+        <w:rPr>
+          <w:b/>
+          <w:bCs/>
+        </w:rPr>
+        <w:t xml:space="preserve">kube-proxy + LBC + CoreDNS đều watch EndpointSlice từ K8s 1.21+. Endpoints chỉ còn cho backward compat.</w:t>
+      </w:r>
+    </w:p>
+    <w:bookmarkEnd w:id="37"/>
+    <w:bookmarkStart w:id="38" w:name="bẫy-phỏng-vấn-thường-gặp-2"/>
+    <w:p>
+      <w:pPr>
+        <w:pStyle w:val="Heading3"/>
+      </w:pPr>
+      <w:r>
+        <w:t xml:space="preserve">Bẫy phỏng vấn thường gặp</w:t>
+      </w:r>
+    </w:p>
+    <w:p>
+      <w:pPr>
+        <w:pStyle w:val="Compact"/>
+        <w:numPr>
+          <w:ilvl w:val="0"/>
+          <w:numId w:val="1009"/>
+        </w:numPr>
+      </w:pPr>
+      <w:r>
+        <w:t xml:space="preserve">“Endpoints với Service có giống nhau không?”</w:t>
+      </w:r>
+      <w:r>
+        <w:t xml:space="preserve"> </w:t>
+      </w:r>
+      <w:r>
+        <w:t xml:space="preserve">→</w:t>
+      </w:r>
+      <w:r>
+        <w:t xml:space="preserve"> </w:t>
+      </w:r>
+      <w:r>
+        <w:rPr>
+          <w:b/>
+          <w:bCs/>
+        </w:rPr>
+        <w:t xml:space="preserve">Không</w:t>
+      </w:r>
+      <w:r>
+        <w:t xml:space="preserve">. Service =</w:t>
+      </w:r>
+      <w:r>
+        <w:t xml:space="preserve"> </w:t>
+      </w:r>
+      <w:r>
+        <w:t xml:space="preserve">“tôi muốn route tới label X”</w:t>
+      </w:r>
+      <w:r>
+        <w:t xml:space="preserve">. Endpoints =</w:t>
+      </w:r>
+      <w:r>
+        <w:t xml:space="preserve"> </w:t>
+      </w:r>
+      <w:r>
+        <w:t xml:space="preserve">“đây là danh sách Pod IP thật của label X”</w:t>
+      </w:r>
+      <w:r>
+        <w:t xml:space="preserve">. Service là declarative, Endpoints là kết quả runtime.</w:t>
+      </w:r>
+    </w:p>
+    <w:p>
+      <w:pPr>
+        <w:pStyle w:val="Compact"/>
+        <w:numPr>
+          <w:ilvl w:val="0"/>
+          <w:numId w:val="1009"/>
+        </w:numPr>
+      </w:pPr>
+      <w:r>
+        <w:t xml:space="preserve">“Pod chưa Ready có vào Endpoints không?”</w:t>
+      </w:r>
+      <w:r>
+        <w:t xml:space="preserve"> </w:t>
+      </w:r>
+      <w:r>
+        <w:t xml:space="preserve">→ Vào trong</w:t>
+      </w:r>
+      <w:r>
+        <w:t xml:space="preserve"> </w:t>
+      </w:r>
+      <w:r>
+        <w:rPr>
+          <w:rStyle w:val="VerbatimChar"/>
+        </w:rPr>
+        <w:t xml:space="preserve">notReadyAddresses</w:t>
+      </w:r>
+      <w:r>
+        <w:t xml:space="preserve"> </w:t>
+      </w:r>
+      <w:r>
+        <w:t xml:space="preserve">(Endpoints legacy) hoặc</w:t>
+      </w:r>
+      <w:r>
+        <w:t xml:space="preserve"> </w:t>
+      </w:r>
+      <w:r>
+        <w:rPr>
+          <w:rStyle w:val="VerbatimChar"/>
+        </w:rPr>
+        <w:t xml:space="preserve">ready: false</w:t>
+      </w:r>
+      <w:r>
+        <w:t xml:space="preserve"> </w:t>
+      </w:r>
+      <w:r>
+        <w:t xml:space="preserve">(EndpointSlice). kube-proxy không route tới pod chưa ready.</w:t>
+      </w:r>
+    </w:p>
+    <w:p>
+      <w:pPr>
+        <w:pStyle w:val="Compact"/>
+        <w:numPr>
+          <w:ilvl w:val="0"/>
+          <w:numId w:val="1009"/>
+        </w:numPr>
+      </w:pPr>
+      <w:r>
+        <w:t xml:space="preserve">“Vì sao 1 Service có nhiều EndpointSlice cùng tên prefix?”</w:t>
+      </w:r>
+      <w:r>
+        <w:t xml:space="preserve"> </w:t>
+      </w:r>
+      <w:r>
+        <w:t xml:space="preserve">→ Vì K8s tự chia khi &gt; 100 endpoint, hoặc khi endpoint có nhiều port khác nhau.</w:t>
+      </w:r>
+    </w:p>
+    <w:bookmarkEnd w:id="38"/>
+    <w:bookmarkStart w:id="39" w:name="star-hook-lab-a-2"/>
+    <w:p>
+      <w:pPr>
+        <w:pStyle w:val="Heading3"/>
+      </w:pPr>
+      <w:r>
+        <w:t xml:space="preserve">STAR hook Lab A++</w:t>
+      </w:r>
+    </w:p>
+    <w:p>
+      <w:pPr>
+        <w:pStyle w:val="FirstParagraph"/>
+      </w:pPr>
+      <w:r>
+        <w:rPr>
+          <w:b/>
+          <w:bCs/>
+        </w:rPr>
+        <w:t xml:space="preserve">Sub-comp 8 LBC IP mode</w:t>
+      </w:r>
+      <w:r>
+        <w:t xml:space="preserve">: LBC controller watch</w:t>
+      </w:r>
+      <w:r>
+        <w:t xml:space="preserve"> </w:t>
+      </w:r>
+      <w:r>
+        <w:rPr>
+          <w:b/>
+          <w:bCs/>
+        </w:rPr>
+        <w:t xml:space="preserve">EndpointSlice</w:t>
+      </w:r>
+      <w:r>
+        <w:t xml:space="preserve"> </w:t>
+      </w:r>
+      <w:r>
+        <w:t xml:space="preserve">(không phải Endpoints) của Service</w:t>
+      </w:r>
+      <w:r>
+        <w:t xml:space="preserve"> </w:t>
+      </w:r>
+      <w:r>
+        <w:rPr>
+          <w:rStyle w:val="VerbatimChar"/>
+        </w:rPr>
+        <w:t xml:space="preserve">gateway/products/orders</w:t>
+      </w:r>
+      <w:r>
+        <w:t xml:space="preserve"> </w:t>
+      </w:r>
+      <w:r>
+        <w:t xml:space="preserve">→ đăng ký Pod IP vào ALB TargetGroup. Khi pod recreate (CI/CD rolling), EndpointSlice update → LBC nhận event → update TargetGroup health check → ALB drain old target + register new target. Lab anh ~3 pod/service × 30 service = 90 endpoint, không bao giờ chạm 100 limit → mỗi service vẫn 1 slice duy nhất.</w:t>
       </w:r>
     </w:p>
     <w:p>
@@ -3313,14 +4713,24 @@
         </w:pict>
       </w:r>
     </w:p>
-    <w:bookmarkEnd w:id="30"/>
-    <w:bookmarkStart w:id="31" w:name="q9-pending"/>
+    <w:bookmarkEnd w:id="39"/>
+    <w:bookmarkEnd w:id="40"/>
+    <w:bookmarkStart w:id="48" w:name="X06b0b9f797c23eaaf656cc96b81c060c5bb6def"/>
     <w:p>
       <w:pPr>
         <w:pStyle w:val="Heading2"/>
       </w:pPr>
       <w:r>
-        <w:t xml:space="preserve">Q9 [PENDING]</w:t>
+        <w:t xml:space="preserve">Q9 [MID] — DNS resolution trong cluster ra sao?</w:t>
+      </w:r>
+    </w:p>
+    <w:bookmarkStart w:id="41" w:name="câu-hỏi-3"/>
+    <w:p>
+      <w:pPr>
+        <w:pStyle w:val="Heading3"/>
+      </w:pPr>
+      <w:r>
+        <w:t xml:space="preserve">Câu hỏi</w:t>
       </w:r>
     </w:p>
     <w:p>
@@ -3328,7 +4738,1775 @@
         <w:pStyle w:val="FirstParagraph"/>
       </w:pPr>
       <w:r>
-        <w:t xml:space="preserve">(Sẽ ghi sau khi học)</w:t>
+        <w:t xml:space="preserve">Pod gõ</w:t>
+      </w:r>
+      <w:r>
+        <w:t xml:space="preserve"> </w:t>
+      </w:r>
+      <w:r>
+        <w:rPr>
+          <w:rStyle w:val="VerbatimChar"/>
+        </w:rPr>
+        <w:t xml:space="preserve">curl http://nginx-svc.dev.svc.cluster.local</w:t>
+      </w:r>
+      <w:r>
+        <w:t xml:space="preserve"> </w:t>
+      </w:r>
+      <w:r>
+        <w:t xml:space="preserve">→ flow resolve DNS ra sao?</w:t>
+      </w:r>
+      <w:r>
+        <w:t xml:space="preserve"> </w:t>
+      </w:r>
+      <w:r>
+        <w:t xml:space="preserve">1. Pod hỏi DNS server nào? Sao biết hỏi server đó?</w:t>
+      </w:r>
+      <w:r>
+        <w:t xml:space="preserve"> </w:t>
+      </w:r>
+      <w:r>
+        <w:t xml:space="preserve">2. CoreDNS xử lý query này thế nào? Tra ở đâu?</w:t>
+      </w:r>
+      <w:r>
+        <w:t xml:space="preserve"> </w:t>
+      </w:r>
+      <w:r>
+        <w:t xml:space="preserve">3. Format FQDN</w:t>
+      </w:r>
+      <w:r>
+        <w:t xml:space="preserve"> </w:t>
+      </w:r>
+      <w:r>
+        <w:rPr>
+          <w:rStyle w:val="VerbatimChar"/>
+        </w:rPr>
+        <w:t xml:space="preserve">&lt;svc&gt;.&lt;ns&gt;.svc.cluster.local</w:t>
+      </w:r>
+      <w:r>
+        <w:t xml:space="preserve"> </w:t>
+      </w:r>
+      <w:r>
+        <w:t xml:space="preserve">— mỗi phần ý nghĩa gì?</w:t>
+      </w:r>
+      <w:r>
+        <w:t xml:space="preserve"> </w:t>
+      </w:r>
+      <w:r>
+        <w:t xml:space="preserve">4. Pod gõ tên ngắn</w:t>
+      </w:r>
+      <w:r>
+        <w:t xml:space="preserve"> </w:t>
+      </w:r>
+      <w:r>
+        <w:rPr>
+          <w:rStyle w:val="VerbatimChar"/>
+        </w:rPr>
+        <w:t xml:space="preserve">curl http://nginx-svc</w:t>
+      </w:r>
+      <w:r>
+        <w:t xml:space="preserve"> </w:t>
+      </w:r>
+      <w:r>
+        <w:t xml:space="preserve">có resolve được không?</w:t>
+      </w:r>
+    </w:p>
+    <w:bookmarkEnd w:id="41"/>
+    <w:bookmarkStart w:id="42" w:name="senior-answer-flow-đầy-đủ"/>
+    <w:p>
+      <w:pPr>
+        <w:pStyle w:val="Heading3"/>
+      </w:pPr>
+      <w:r>
+        <w:t xml:space="preserve">Senior answer — Flow đầy đủ</w:t>
+      </w:r>
+    </w:p>
+    <w:p>
+      <w:pPr>
+        <w:pStyle w:val="FirstParagraph"/>
+      </w:pPr>
+      <w:r>
+        <w:rPr>
+          <w:b/>
+          <w:bCs/>
+        </w:rPr>
+        <w:t xml:space="preserve">Bước 1: Pod query DNS server nào</w:t>
+      </w:r>
+    </w:p>
+    <w:p>
+      <w:pPr>
+        <w:pStyle w:val="BodyText"/>
+      </w:pPr>
+      <w:r>
+        <w:t xml:space="preserve">Pod có file</w:t>
+      </w:r>
+      <w:r>
+        <w:t xml:space="preserve"> </w:t>
+      </w:r>
+      <w:r>
+        <w:rPr>
+          <w:rStyle w:val="VerbatimChar"/>
+        </w:rPr>
+        <w:t xml:space="preserve">/etc/resolv.conf</w:t>
+      </w:r>
+      <w:r>
+        <w:t xml:space="preserve"> </w:t>
+      </w:r>
+      <w:r>
+        <w:t xml:space="preserve">do</w:t>
+      </w:r>
+      <w:r>
+        <w:t xml:space="preserve"> </w:t>
+      </w:r>
+      <w:r>
+        <w:rPr>
+          <w:b/>
+          <w:bCs/>
+        </w:rPr>
+        <w:t xml:space="preserve">kubelet inject</w:t>
+      </w:r>
+      <w:r>
+        <w:t xml:space="preserve"> </w:t>
+      </w:r>
+      <w:r>
+        <w:t xml:space="preserve">lúc tạo pod:</w:t>
+      </w:r>
+    </w:p>
+    <w:p>
+      <w:pPr>
+        <w:pStyle w:val="SourceCode"/>
+      </w:pPr>
+      <w:r>
+        <w:rPr>
+          <w:rStyle w:val="VerbatimChar"/>
+        </w:rPr>
+        <w:t xml:space="preserve">nameserver 10.96.0.10</w:t>
+      </w:r>
+      <w:r>
+        <w:br/>
+      </w:r>
+      <w:r>
+        <w:rPr>
+          <w:rStyle w:val="VerbatimChar"/>
+        </w:rPr>
+        <w:t xml:space="preserve">search dev.svc.cluster.local svc.cluster.local cluster.local</w:t>
+      </w:r>
+      <w:r>
+        <w:br/>
+      </w:r>
+      <w:r>
+        <w:rPr>
+          <w:rStyle w:val="VerbatimChar"/>
+        </w:rPr>
+        <w:t xml:space="preserve">options ndots:5</w:t>
+      </w:r>
+    </w:p>
+    <w:p>
+      <w:pPr>
+        <w:pStyle w:val="Compact"/>
+        <w:numPr>
+          <w:ilvl w:val="0"/>
+          <w:numId w:val="1010"/>
+        </w:numPr>
+      </w:pPr>
+      <w:r>
+        <w:rPr>
+          <w:rStyle w:val="VerbatimChar"/>
+        </w:rPr>
+        <w:t xml:space="preserve">nameserver 10.96.0.10</w:t>
+      </w:r>
+      <w:r>
+        <w:t xml:space="preserve"> </w:t>
+      </w:r>
+      <w:r>
+        <w:t xml:space="preserve">=</w:t>
+      </w:r>
+      <w:r>
+        <w:t xml:space="preserve"> </w:t>
+      </w:r>
+      <w:r>
+        <w:rPr>
+          <w:b/>
+          <w:bCs/>
+        </w:rPr>
+        <w:t xml:space="preserve">ClusterIP của Service</w:t>
+      </w:r>
+      <w:r>
+        <w:rPr>
+          <w:b/>
+          <w:bCs/>
+        </w:rPr>
+        <w:t xml:space="preserve"> </w:t>
+      </w:r>
+      <w:r>
+        <w:rPr>
+          <w:rStyle w:val="VerbatimChar"/>
+          <w:b/>
+          <w:bCs/>
+        </w:rPr>
+        <w:t xml:space="preserve">kube-dns</w:t>
+      </w:r>
+      <w:r>
+        <w:t xml:space="preserve"> </w:t>
+      </w:r>
+      <w:r>
+        <w:t xml:space="preserve">(CoreDNS đứng sau). Kubelet đọc từ</w:t>
+      </w:r>
+      <w:r>
+        <w:t xml:space="preserve"> </w:t>
+      </w:r>
+      <w:r>
+        <w:rPr>
+          <w:rStyle w:val="VerbatimChar"/>
+        </w:rPr>
+        <w:t xml:space="preserve">--cluster-dns</w:t>
+      </w:r>
+      <w:r>
+        <w:t xml:space="preserve"> </w:t>
+      </w:r>
+      <w:r>
+        <w:t xml:space="preserve">flag/config khi launch pod.</w:t>
+      </w:r>
+    </w:p>
+    <w:p>
+      <w:pPr>
+        <w:pStyle w:val="Compact"/>
+        <w:numPr>
+          <w:ilvl w:val="0"/>
+          <w:numId w:val="1010"/>
+        </w:numPr>
+      </w:pPr>
+      <w:r>
+        <w:t xml:space="preserve">ClusterIP</w:t>
+      </w:r>
+      <w:r>
+        <w:t xml:space="preserve"> </w:t>
+      </w:r>
+      <w:r>
+        <w:rPr>
+          <w:rStyle w:val="VerbatimChar"/>
+        </w:rPr>
+        <w:t xml:space="preserve">kube-dns</w:t>
+      </w:r>
+      <w:r>
+        <w:t xml:space="preserve"> </w:t>
+      </w:r>
+      <w:r>
+        <w:t xml:space="preserve">cố định suốt vòng đời cluster, không đổi (thường là</w:t>
+      </w:r>
+      <w:r>
+        <w:t xml:space="preserve"> </w:t>
+      </w:r>
+      <w:r>
+        <w:rPr>
+          <w:rStyle w:val="VerbatimChar"/>
+        </w:rPr>
+        <w:t xml:space="preserve">&lt;service-cidr&gt;.10</w:t>
+      </w:r>
+      <w:r>
+        <w:t xml:space="preserve">).</w:t>
+      </w:r>
+    </w:p>
+    <w:p>
+      <w:pPr>
+        <w:pStyle w:val="FirstParagraph"/>
+      </w:pPr>
+      <w:r>
+        <w:rPr>
+          <w:b/>
+          <w:bCs/>
+        </w:rPr>
+        <w:t xml:space="preserve">Bước 2: CoreDNS xử lý</w:t>
+      </w:r>
+    </w:p>
+    <w:p>
+      <w:pPr>
+        <w:pStyle w:val="BodyText"/>
+      </w:pPr>
+      <w:r>
+        <w:t xml:space="preserve">CoreDNS = Deployment trong</w:t>
+      </w:r>
+      <w:r>
+        <w:t xml:space="preserve"> </w:t>
+      </w:r>
+      <w:r>
+        <w:rPr>
+          <w:rStyle w:val="VerbatimChar"/>
+        </w:rPr>
+        <w:t xml:space="preserve">kube-system</w:t>
+      </w:r>
+      <w:r>
+        <w:t xml:space="preserve"> </w:t>
+      </w:r>
+      <w:r>
+        <w:t xml:space="preserve">(thường 2 replica), config qua ConfigMap</w:t>
+      </w:r>
+      <w:r>
+        <w:t xml:space="preserve"> </w:t>
+      </w:r>
+      <w:r>
+        <w:rPr>
+          <w:rStyle w:val="VerbatimChar"/>
+        </w:rPr>
+        <w:t xml:space="preserve">coredns</w:t>
+      </w:r>
+      <w:r>
+        <w:t xml:space="preserve"> </w:t>
+      </w:r>
+      <w:r>
+        <w:t xml:space="preserve">(file Corefile):</w:t>
+      </w:r>
+    </w:p>
+    <w:p>
+      <w:pPr>
+        <w:pStyle w:val="SourceCode"/>
+      </w:pPr>
+      <w:r>
+        <w:rPr>
+          <w:rStyle w:val="VerbatimChar"/>
+        </w:rPr>
+        <w:t xml:space="preserve">.:53 {</w:t>
+      </w:r>
+      <w:r>
+        <w:br/>
+      </w:r>
+      <w:r>
+        <w:rPr>
+          <w:rStyle w:val="VerbatimChar"/>
+        </w:rPr>
+        <w:t xml:space="preserve">    kubernetes cluster.local {              # plugin xử lý *.cluster.local</w:t>
+      </w:r>
+      <w:r>
+        <w:br/>
+      </w:r>
+      <w:r>
+        <w:rPr>
+          <w:rStyle w:val="VerbatimChar"/>
+        </w:rPr>
+        <w:t xml:space="preserve">        pods insecure</w:t>
+      </w:r>
+      <w:r>
+        <w:br/>
+      </w:r>
+      <w:r>
+        <w:rPr>
+          <w:rStyle w:val="VerbatimChar"/>
+        </w:rPr>
+        <w:t xml:space="preserve">    }</w:t>
+      </w:r>
+      <w:r>
+        <w:br/>
+      </w:r>
+      <w:r>
+        <w:rPr>
+          <w:rStyle w:val="VerbatimChar"/>
+        </w:rPr>
+        <w:t xml:space="preserve">    forward . /etc/resolv.conf              # mọi domain khác → upstream</w:t>
+      </w:r>
+      <w:r>
+        <w:br/>
+      </w:r>
+      <w:r>
+        <w:rPr>
+          <w:rStyle w:val="VerbatimChar"/>
+        </w:rPr>
+        <w:t xml:space="preserve">    cache 30</w:t>
+      </w:r>
+      <w:r>
+        <w:br/>
+      </w:r>
+      <w:r>
+        <w:rPr>
+          <w:rStyle w:val="VerbatimChar"/>
+        </w:rPr>
+        <w:t xml:space="preserve">}</w:t>
+      </w:r>
+    </w:p>
+    <w:p>
+      <w:pPr>
+        <w:pStyle w:val="FirstParagraph"/>
+      </w:pPr>
+      <w:r>
+        <w:t xml:space="preserve">CoreDNS</w:t>
+      </w:r>
+      <w:r>
+        <w:t xml:space="preserve"> </w:t>
+      </w:r>
+      <w:r>
+        <w:rPr>
+          <w:b/>
+          <w:bCs/>
+        </w:rPr>
+        <w:t xml:space="preserve">watch K8s API server</w:t>
+      </w:r>
+      <w:r>
+        <w:t xml:space="preserve"> </w:t>
+      </w:r>
+      <w:r>
+        <w:t xml:space="preserve">(Service + EndpointSlice) → giữ bản đồ memory</w:t>
+      </w:r>
+      <w:r>
+        <w:t xml:space="preserve"> </w:t>
+      </w:r>
+      <w:r>
+        <w:rPr>
+          <w:rStyle w:val="VerbatimChar"/>
+        </w:rPr>
+        <w:t xml:space="preserve">svc-name + namespace → ClusterIP / Pod IP</w:t>
+      </w:r>
+      <w:r>
+        <w:t xml:space="preserve">. Không truy etcd mỗi query.</w:t>
+      </w:r>
+    </w:p>
+    <w:p>
+      <w:pPr>
+        <w:pStyle w:val="BodyText"/>
+      </w:pPr>
+      <w:r>
+        <w:t xml:space="preserve">Khi query</w:t>
+      </w:r>
+      <w:r>
+        <w:t xml:space="preserve"> </w:t>
+      </w:r>
+      <w:r>
+        <w:rPr>
+          <w:rStyle w:val="VerbatimChar"/>
+        </w:rPr>
+        <w:t xml:space="preserve">nginx-svc.dev.svc.cluster.local</w:t>
+      </w:r>
+      <w:r>
+        <w:t xml:space="preserve">:</w:t>
+      </w:r>
+      <w:r>
+        <w:t xml:space="preserve"> </w:t>
+      </w:r>
+      <w:r>
+        <w:t xml:space="preserve">1. Plugin</w:t>
+      </w:r>
+      <w:r>
+        <w:t xml:space="preserve"> </w:t>
+      </w:r>
+      <w:r>
+        <w:rPr>
+          <w:rStyle w:val="VerbatimChar"/>
+        </w:rPr>
+        <w:t xml:space="preserve">kubernetes</w:t>
+      </w:r>
+      <w:r>
+        <w:t xml:space="preserve"> </w:t>
+      </w:r>
+      <w:r>
+        <w:t xml:space="preserve">match suffix</w:t>
+      </w:r>
+      <w:r>
+        <w:t xml:space="preserve"> </w:t>
+      </w:r>
+      <w:r>
+        <w:rPr>
+          <w:rStyle w:val="VerbatimChar"/>
+        </w:rPr>
+        <w:t xml:space="preserve">cluster.local</w:t>
+      </w:r>
+      <w:r>
+        <w:t xml:space="preserve"> </w:t>
+      </w:r>
+      <w:r>
+        <w:t xml:space="preserve">→ xử lý.</w:t>
+      </w:r>
+      <w:r>
+        <w:t xml:space="preserve"> </w:t>
+      </w:r>
+      <w:r>
+        <w:t xml:space="preserve">2. Parse: service=</w:t>
+      </w:r>
+      <w:r>
+        <w:rPr>
+          <w:rStyle w:val="VerbatimChar"/>
+        </w:rPr>
+        <w:t xml:space="preserve">nginx-svc</w:t>
+      </w:r>
+      <w:r>
+        <w:t xml:space="preserve">, namespace=</w:t>
+      </w:r>
+      <w:r>
+        <w:rPr>
+          <w:rStyle w:val="VerbatimChar"/>
+        </w:rPr>
+        <w:t xml:space="preserve">dev</w:t>
+      </w:r>
+      <w:r>
+        <w:t xml:space="preserve">.</w:t>
+      </w:r>
+      <w:r>
+        <w:t xml:space="preserve"> </w:t>
+      </w:r>
+      <w:r>
+        <w:t xml:space="preserve">3. Lookup memory:</w:t>
+      </w:r>
+      <w:r>
+        <w:t xml:space="preserve"> </w:t>
+      </w:r>
+      <w:r>
+        <w:t xml:space="preserve">- Service thường → A record = ClusterIP</w:t>
+      </w:r>
+      <w:r>
+        <w:t xml:space="preserve"> </w:t>
+      </w:r>
+      <w:r>
+        <w:rPr>
+          <w:rStyle w:val="VerbatimChar"/>
+        </w:rPr>
+        <w:t xml:space="preserve">10.96.10.5</w:t>
+      </w:r>
+      <w:r>
+        <w:t xml:space="preserve">.</w:t>
+      </w:r>
+      <w:r>
+        <w:t xml:space="preserve"> </w:t>
+      </w:r>
+      <w:r>
+        <w:t xml:space="preserve">- Headless → A records = N Pod IP.</w:t>
+      </w:r>
+      <w:r>
+        <w:t xml:space="preserve"> </w:t>
+      </w:r>
+      <w:r>
+        <w:t xml:space="preserve">- ExternalName → CNAME → tên ngoài.</w:t>
+      </w:r>
+    </w:p>
+    <w:p>
+      <w:pPr>
+        <w:pStyle w:val="BodyText"/>
+      </w:pPr>
+      <w:r>
+        <w:t xml:space="preserve">Domain ngoài (vd</w:t>
+      </w:r>
+      <w:r>
+        <w:t xml:space="preserve"> </w:t>
+      </w:r>
+      <w:r>
+        <w:rPr>
+          <w:rStyle w:val="VerbatimChar"/>
+        </w:rPr>
+        <w:t xml:space="preserve">google.com</w:t>
+      </w:r>
+      <w:r>
+        <w:t xml:space="preserve">) → plugin</w:t>
+      </w:r>
+      <w:r>
+        <w:t xml:space="preserve"> </w:t>
+      </w:r>
+      <w:r>
+        <w:rPr>
+          <w:rStyle w:val="VerbatimChar"/>
+        </w:rPr>
+        <w:t xml:space="preserve">forward</w:t>
+      </w:r>
+      <w:r>
+        <w:t xml:space="preserve"> </w:t>
+      </w:r>
+      <w:r>
+        <w:t xml:space="preserve">→ upstream</w:t>
+      </w:r>
+      <w:r>
+        <w:t xml:space="preserve"> </w:t>
+      </w:r>
+      <w:r>
+        <w:rPr>
+          <w:rStyle w:val="VerbatimChar"/>
+        </w:rPr>
+        <w:t xml:space="preserve">/etc/resolv.conf</w:t>
+      </w:r>
+      <w:r>
+        <w:t xml:space="preserve"> </w:t>
+      </w:r>
+      <w:r>
+        <w:t xml:space="preserve">của CoreDNS pod → trên EKS là VPC DNS resolver</w:t>
+      </w:r>
+      <w:r>
+        <w:t xml:space="preserve"> </w:t>
+      </w:r>
+      <w:r>
+        <w:rPr>
+          <w:rStyle w:val="VerbatimChar"/>
+        </w:rPr>
+        <w:t xml:space="preserve">10.0.0.2</w:t>
+      </w:r>
+      <w:r>
+        <w:t xml:space="preserve"> </w:t>
+      </w:r>
+      <w:r>
+        <w:t xml:space="preserve">→ Route 53 → public DNS.</w:t>
+      </w:r>
+    </w:p>
+    <w:bookmarkEnd w:id="42"/>
+    <w:bookmarkStart w:id="43" w:name="fqdn-format-ý-nghĩa-từng-phần"/>
+    <w:p>
+      <w:pPr>
+        <w:pStyle w:val="Heading3"/>
+      </w:pPr>
+      <w:r>
+        <w:t xml:space="preserve">FQDN format ý nghĩa từng phần</w:t>
+      </w:r>
+    </w:p>
+    <w:p>
+      <w:pPr>
+        <w:pStyle w:val="SourceCode"/>
+      </w:pPr>
+      <w:r>
+        <w:rPr>
+          <w:rStyle w:val="VerbatimChar"/>
+        </w:rPr>
+        <w:t xml:space="preserve">nginx-svc . dev . svc . cluster.local</w:t>
+      </w:r>
+      <w:r>
+        <w:br/>
+      </w:r>
+      <w:r>
+        <w:rPr>
+          <w:rStyle w:val="VerbatimChar"/>
+        </w:rPr>
+        <w:t xml:space="preserve">    │       │     │         │</w:t>
+      </w:r>
+      <w:r>
+        <w:br/>
+      </w:r>
+      <w:r>
+        <w:rPr>
+          <w:rStyle w:val="VerbatimChar"/>
+        </w:rPr>
+        <w:t xml:space="preserve">    │       │     │         └─ cluster domain (default cluster.local, config được)</w:t>
+      </w:r>
+      <w:r>
+        <w:br/>
+      </w:r>
+      <w:r>
+        <w:rPr>
+          <w:rStyle w:val="VerbatimChar"/>
+        </w:rPr>
+        <w:t xml:space="preserve">    │       │     └─ record type "svc" = Service record</w:t>
+      </w:r>
+      <w:r>
+        <w:br/>
+      </w:r>
+      <w:r>
+        <w:rPr>
+          <w:rStyle w:val="VerbatimChar"/>
+        </w:rPr>
+        <w:t xml:space="preserve">    │       └─ namespace</w:t>
+      </w:r>
+      <w:r>
+        <w:br/>
+      </w:r>
+      <w:r>
+        <w:rPr>
+          <w:rStyle w:val="VerbatimChar"/>
+        </w:rPr>
+        <w:t xml:space="preserve">    └─ tên Service</w:t>
+      </w:r>
+    </w:p>
+    <w:p>
+      <w:pPr>
+        <w:pStyle w:val="FirstParagraph"/>
+      </w:pPr>
+      <w:r>
+        <w:rPr>
+          <w:b/>
+          <w:bCs/>
+        </w:rPr>
+        <w:t xml:space="preserve">Schema record K8s DNS</w:t>
+      </w:r>
+      <w:r>
+        <w:t xml:space="preserve">:</w:t>
+      </w:r>
+    </w:p>
+    <w:tbl>
+      <w:tblPr>
+        <w:tblStyle w:val="Table"/>
+        <w:tblW w:type="pct" w:w="5000"/>
+        <w:tblLayout w:type="fixed"/>
+        <w:tblLook w:firstRow="1" w:lastRow="0" w:firstColumn="0" w:lastColumn="0" w:noHBand="0" w:noVBand="0" w:val="0020"/>
+      </w:tblPr>
+      <w:tblGrid>
+        <w:gridCol w:w="2640"/>
+        <w:gridCol w:w="2640"/>
+        <w:gridCol w:w="2640"/>
+      </w:tblGrid>
+      <w:tr>
+        <w:trPr>
+          <w:tblHeader w:val="on"/>
+        </w:trPr>
+        <w:tc>
+          <w:tcPr/>
+          <w:p>
+            <w:pPr>
+              <w:pStyle w:val="Compact"/>
+            </w:pPr>
+            <w:r>
+              <w:t xml:space="preserve">Suffix</w:t>
+            </w:r>
+          </w:p>
+        </w:tc>
+        <w:tc>
+          <w:tcPr/>
+          <w:p>
+            <w:pPr>
+              <w:pStyle w:val="Compact"/>
+            </w:pPr>
+            <w:r>
+              <w:t xml:space="preserve">Loại record</w:t>
+            </w:r>
+          </w:p>
+        </w:tc>
+        <w:tc>
+          <w:tcPr/>
+          <w:p>
+            <w:pPr>
+              <w:pStyle w:val="Compact"/>
+            </w:pPr>
+            <w:r>
+              <w:t xml:space="preserve">Dùng để</w:t>
+            </w:r>
+          </w:p>
+        </w:tc>
+      </w:tr>
+      <w:tr>
+        <w:tc>
+          <w:tcPr/>
+          <w:p>
+            <w:pPr>
+              <w:pStyle w:val="Compact"/>
+            </w:pPr>
+            <w:r>
+              <w:rPr>
+                <w:rStyle w:val="VerbatimChar"/>
+              </w:rPr>
+              <w:t xml:space="preserve">&lt;svc&gt;.&lt;ns&gt;.svc.cluster.local</w:t>
+            </w:r>
+          </w:p>
+        </w:tc>
+        <w:tc>
+          <w:tcPr/>
+          <w:p>
+            <w:pPr>
+              <w:pStyle w:val="Compact"/>
+            </w:pPr>
+            <w:r>
+              <w:t xml:space="preserve">A record Service</w:t>
+            </w:r>
+          </w:p>
+        </w:tc>
+        <w:tc>
+          <w:tcPr/>
+          <w:p>
+            <w:pPr>
+              <w:pStyle w:val="Compact"/>
+            </w:pPr>
+            <w:r>
+              <w:t xml:space="preserve">Resolve ClusterIP (hoặc N Pod IP nếu Headless)</w:t>
+            </w:r>
+          </w:p>
+        </w:tc>
+      </w:tr>
+      <w:tr>
+        <w:tc>
+          <w:tcPr/>
+          <w:p>
+            <w:pPr>
+              <w:pStyle w:val="Compact"/>
+            </w:pPr>
+            <w:r>
+              <w:rPr>
+                <w:rStyle w:val="VerbatimChar"/>
+              </w:rPr>
+              <w:t xml:space="preserve">&lt;pod-hostname&gt;.&lt;svc&gt;.&lt;ns&gt;.svc.cluster.local</w:t>
+            </w:r>
+          </w:p>
+        </w:tc>
+        <w:tc>
+          <w:tcPr/>
+          <w:p>
+            <w:pPr>
+              <w:pStyle w:val="Compact"/>
+            </w:pPr>
+            <w:r>
+              <w:t xml:space="preserve">A record Pod-trong-Headless</w:t>
+            </w:r>
+          </w:p>
+        </w:tc>
+        <w:tc>
+          <w:tcPr/>
+          <w:p>
+            <w:pPr>
+              <w:pStyle w:val="Compact"/>
+            </w:pPr>
+            <w:r>
+              <w:t xml:space="preserve">Pod IP cụ thể của StatefulSet (vd</w:t>
+            </w:r>
+            <w:r>
+              <w:t xml:space="preserve"> </w:t>
+            </w:r>
+            <w:r>
+              <w:rPr>
+                <w:rStyle w:val="VerbatimChar"/>
+              </w:rPr>
+              <w:t xml:space="preserve">postgres-0.postgres-hl.dev.svc.cluster.local</w:t>
+            </w:r>
+            <w:r>
+              <w:t xml:space="preserve">)</w:t>
+            </w:r>
+          </w:p>
+        </w:tc>
+      </w:tr>
+      <w:tr>
+        <w:tc>
+          <w:tcPr/>
+          <w:p>
+            <w:pPr>
+              <w:pStyle w:val="Compact"/>
+            </w:pPr>
+            <w:r>
+              <w:rPr>
+                <w:rStyle w:val="VerbatimChar"/>
+              </w:rPr>
+              <w:t xml:space="preserve">_&lt;port&gt;._&lt;proto&gt;.&lt;svc&gt;.&lt;ns&gt;.svc.cluster.local</w:t>
+            </w:r>
+          </w:p>
+        </w:tc>
+        <w:tc>
+          <w:tcPr/>
+          <w:p>
+            <w:pPr>
+              <w:pStyle w:val="Compact"/>
+            </w:pPr>
+            <w:r>
+              <w:t xml:space="preserve">SRV record</w:t>
+            </w:r>
+          </w:p>
+        </w:tc>
+        <w:tc>
+          <w:tcPr/>
+          <w:p>
+            <w:pPr>
+              <w:pStyle w:val="Compact"/>
+            </w:pPr>
+            <w:r>
+              <w:t xml:space="preserve">Port info</w:t>
+            </w:r>
+          </w:p>
+        </w:tc>
+      </w:tr>
+      <w:tr>
+        <w:tc>
+          <w:tcPr/>
+          <w:p>
+            <w:pPr>
+              <w:pStyle w:val="Compact"/>
+            </w:pPr>
+            <w:r>
+              <w:rPr>
+                <w:rStyle w:val="VerbatimChar"/>
+              </w:rPr>
+              <w:t xml:space="preserve">&lt;pod-ip-dash&gt;.&lt;ns&gt;.pod.cluster.local</w:t>
+            </w:r>
+          </w:p>
+        </w:tc>
+        <w:tc>
+          <w:tcPr/>
+          <w:p>
+            <w:pPr>
+              <w:pStyle w:val="Compact"/>
+            </w:pPr>
+            <w:r>
+              <w:t xml:space="preserve">A record Pod-IP</w:t>
+            </w:r>
+          </w:p>
+        </w:tc>
+        <w:tc>
+          <w:tcPr/>
+          <w:p>
+            <w:pPr>
+              <w:pStyle w:val="Compact"/>
+            </w:pPr>
+            <w:r>
+              <w:t xml:space="preserve">Resolve Pod IP ngược (deprecated)</w:t>
+            </w:r>
+          </w:p>
+        </w:tc>
+      </w:tr>
+    </w:tbl>
+    <w:p>
+      <w:pPr>
+        <w:pStyle w:val="BodyText"/>
+      </w:pPr>
+      <w:r>
+        <w:rPr>
+          <w:b/>
+          <w:bCs/>
+        </w:rPr>
+        <w:t xml:space="preserve">Cross-namespace</w:t>
+      </w:r>
+      <w:r>
+        <w:t xml:space="preserve">: Pod ns</w:t>
+      </w:r>
+      <w:r>
+        <w:t xml:space="preserve"> </w:t>
+      </w:r>
+      <w:r>
+        <w:rPr>
+          <w:rStyle w:val="VerbatimChar"/>
+        </w:rPr>
+        <w:t xml:space="preserve">dev</w:t>
+      </w:r>
+      <w:r>
+        <w:t xml:space="preserve"> </w:t>
+      </w:r>
+      <w:r>
+        <w:t xml:space="preserve">gõ</w:t>
+      </w:r>
+      <w:r>
+        <w:t xml:space="preserve"> </w:t>
+      </w:r>
+      <w:r>
+        <w:rPr>
+          <w:rStyle w:val="VerbatimChar"/>
+        </w:rPr>
+        <w:t xml:space="preserve">nginx-svc</w:t>
+      </w:r>
+      <w:r>
+        <w:t xml:space="preserve"> </w:t>
+      </w:r>
+      <w:r>
+        <w:t xml:space="preserve">chỉ resolve service cùng ns. Muốn sang</w:t>
+      </w:r>
+      <w:r>
+        <w:t xml:space="preserve"> </w:t>
+      </w:r>
+      <w:r>
+        <w:rPr>
+          <w:rStyle w:val="VerbatimChar"/>
+        </w:rPr>
+        <w:t xml:space="preserve">prod</w:t>
+      </w:r>
+      <w:r>
+        <w:t xml:space="preserve"> </w:t>
+      </w:r>
+      <w:r>
+        <w:t xml:space="preserve">→ gõ</w:t>
+      </w:r>
+      <w:r>
+        <w:t xml:space="preserve"> </w:t>
+      </w:r>
+      <w:r>
+        <w:rPr>
+          <w:rStyle w:val="VerbatimChar"/>
+        </w:rPr>
+        <w:t xml:space="preserve">nginx-svc.prod</w:t>
+      </w:r>
+      <w:r>
+        <w:t xml:space="preserve"> </w:t>
+      </w:r>
+      <w:r>
+        <w:t xml:space="preserve">hoặc full FQDN. → DNS-based namespace isolation.</w:t>
+      </w:r>
+    </w:p>
+    <w:bookmarkEnd w:id="43"/>
+    <w:bookmarkStart w:id="44" w:name="short-name-ndots-search-domain"/>
+    <w:p>
+      <w:pPr>
+        <w:pStyle w:val="Heading3"/>
+      </w:pPr>
+      <w:r>
+        <w:t xml:space="preserve">Short name + ndots + search domain</w:t>
+      </w:r>
+    </w:p>
+    <w:p>
+      <w:pPr>
+        <w:pStyle w:val="FirstParagraph"/>
+      </w:pPr>
+      <w:r>
+        <w:rPr>
+          <w:rStyle w:val="VerbatimChar"/>
+        </w:rPr>
+        <w:t xml:space="preserve">/etc/resolv.conf</w:t>
+      </w:r>
+      <w:r>
+        <w:t xml:space="preserve">:</w:t>
+      </w:r>
+    </w:p>
+    <w:p>
+      <w:pPr>
+        <w:pStyle w:val="SourceCode"/>
+      </w:pPr>
+      <w:r>
+        <w:rPr>
+          <w:rStyle w:val="VerbatimChar"/>
+        </w:rPr>
+        <w:t xml:space="preserve">search dev.svc.cluster.local svc.cluster.local cluster.local</w:t>
+      </w:r>
+      <w:r>
+        <w:br/>
+      </w:r>
+      <w:r>
+        <w:rPr>
+          <w:rStyle w:val="VerbatimChar"/>
+        </w:rPr>
+        <w:t xml:space="preserve">options ndots:5</w:t>
+      </w:r>
+    </w:p>
+    <w:p>
+      <w:pPr>
+        <w:pStyle w:val="FirstParagraph"/>
+      </w:pPr>
+      <w:r>
+        <w:rPr>
+          <w:b/>
+          <w:bCs/>
+        </w:rPr>
+        <w:t xml:space="preserve">Quy tắc</w:t>
+      </w:r>
+      <w:r>
+        <w:t xml:space="preserve">: tên có</w:t>
+      </w:r>
+      <w:r>
+        <w:t xml:space="preserve"> </w:t>
+      </w:r>
+      <w:r>
+        <w:rPr>
+          <w:b/>
+          <w:bCs/>
+        </w:rPr>
+        <w:t xml:space="preserve">&lt; 5 dấu chấm</w:t>
+      </w:r>
+      <w:r>
+        <w:t xml:space="preserve"> </w:t>
+      </w:r>
+      <w:r>
+        <w:t xml:space="preserve">→ resolver thử</w:t>
+      </w:r>
+      <w:r>
+        <w:t xml:space="preserve"> </w:t>
+      </w:r>
+      <w:r>
+        <w:rPr>
+          <w:b/>
+          <w:bCs/>
+        </w:rPr>
+        <w:t xml:space="preserve">search domain</w:t>
+      </w:r>
+      <w:r>
+        <w:t xml:space="preserve"> </w:t>
+      </w:r>
+      <w:r>
+        <w:t xml:space="preserve">trước (append suffix). ≥ 5 chấm → resolve trực tiếp.</w:t>
+      </w:r>
+    </w:p>
+    <w:p>
+      <w:pPr>
+        <w:pStyle w:val="BodyText"/>
+      </w:pPr>
+      <w:r>
+        <w:t xml:space="preserve">Pod gõ</w:t>
+      </w:r>
+      <w:r>
+        <w:t xml:space="preserve"> </w:t>
+      </w:r>
+      <w:r>
+        <w:rPr>
+          <w:rStyle w:val="VerbatimChar"/>
+        </w:rPr>
+        <w:t xml:space="preserve">curl http://nginx-svc</w:t>
+      </w:r>
+      <w:r>
+        <w:t xml:space="preserve"> </w:t>
+      </w:r>
+      <w:r>
+        <w:t xml:space="preserve">(0 dot):</w:t>
+      </w:r>
+    </w:p>
+    <w:p>
+      <w:pPr>
+        <w:pStyle w:val="SourceCode"/>
+      </w:pPr>
+      <w:r>
+        <w:rPr>
+          <w:rStyle w:val="VerbatimChar"/>
+        </w:rPr>
+        <w:t xml:space="preserve">1. Thử: nginx-svc.dev.svc.cluster.local         → ✓ hit, dừng</w:t>
+      </w:r>
+      <w:r>
+        <w:br/>
+      </w:r>
+      <w:r>
+        <w:rPr>
+          <w:rStyle w:val="VerbatimChar"/>
+        </w:rPr>
+        <w:t xml:space="preserve">2. Thử: nginx-svc.svc.cluster.local             → fail</w:t>
+      </w:r>
+      <w:r>
+        <w:br/>
+      </w:r>
+      <w:r>
+        <w:rPr>
+          <w:rStyle w:val="VerbatimChar"/>
+        </w:rPr>
+        <w:t xml:space="preserve">3. Thử: nginx-svc.cluster.local                 → fail</w:t>
+      </w:r>
+      <w:r>
+        <w:br/>
+      </w:r>
+      <w:r>
+        <w:rPr>
+          <w:rStyle w:val="VerbatimChar"/>
+        </w:rPr>
+        <w:t xml:space="preserve">4. Thử: nginx-svc (direct)                      → fail</w:t>
+      </w:r>
+    </w:p>
+    <w:p>
+      <w:pPr>
+        <w:pStyle w:val="FirstParagraph"/>
+      </w:pPr>
+      <w:r>
+        <w:t xml:space="preserve">→ Pod gõ tên ngắn vẫn resolve được nếu cùng namespace.</w:t>
+      </w:r>
+    </w:p>
+    <w:p>
+      <w:pPr>
+        <w:pStyle w:val="BodyText"/>
+      </w:pPr>
+      <w:r>
+        <w:rPr>
+          <w:b/>
+          <w:bCs/>
+        </w:rPr>
+        <w:t xml:space="preserve">Vấn đề performance external domain</w:t>
+      </w:r>
+      <w:r>
+        <w:t xml:space="preserve">:</w:t>
+      </w:r>
+    </w:p>
+    <w:p>
+      <w:pPr>
+        <w:pStyle w:val="BodyText"/>
+      </w:pPr>
+      <w:r>
+        <w:t xml:space="preserve">Pod gõ</w:t>
+      </w:r>
+      <w:r>
+        <w:t xml:space="preserve"> </w:t>
+      </w:r>
+      <w:r>
+        <w:rPr>
+          <w:rStyle w:val="VerbatimChar"/>
+        </w:rPr>
+        <w:t xml:space="preserve">curl https://api.stripe.com</w:t>
+      </w:r>
+      <w:r>
+        <w:t xml:space="preserve"> </w:t>
+      </w:r>
+      <w:r>
+        <w:t xml:space="preserve">(2 dot, &lt; 5):</w:t>
+      </w:r>
+    </w:p>
+    <w:p>
+      <w:pPr>
+        <w:pStyle w:val="SourceCode"/>
+      </w:pPr>
+      <w:r>
+        <w:rPr>
+          <w:rStyle w:val="VerbatimChar"/>
+        </w:rPr>
+        <w:t xml:space="preserve">1. Thử: api.stripe.com.dev.svc.cluster.local    → NXDOMAIN</w:t>
+      </w:r>
+      <w:r>
+        <w:br/>
+      </w:r>
+      <w:r>
+        <w:rPr>
+          <w:rStyle w:val="VerbatimChar"/>
+        </w:rPr>
+        <w:t xml:space="preserve">2. Thử: api.stripe.com.svc.cluster.local        → NXDOMAIN</w:t>
+      </w:r>
+      <w:r>
+        <w:br/>
+      </w:r>
+      <w:r>
+        <w:rPr>
+          <w:rStyle w:val="VerbatimChar"/>
+        </w:rPr>
+        <w:t xml:space="preserve">3. Thử: api.stripe.com.cluster.local            → NXDOMAIN</w:t>
+      </w:r>
+      <w:r>
+        <w:br/>
+      </w:r>
+      <w:r>
+        <w:rPr>
+          <w:rStyle w:val="VerbatimChar"/>
+        </w:rPr>
+        <w:t xml:space="preserve">4. Thử: api.stripe.com (direct upstream)        → ✓ hit</w:t>
+      </w:r>
+    </w:p>
+    <w:p>
+      <w:pPr>
+        <w:pStyle w:val="FirstParagraph"/>
+      </w:pPr>
+      <w:r>
+        <w:t xml:space="preserve">→</w:t>
+      </w:r>
+      <w:r>
+        <w:t xml:space="preserve"> </w:t>
+      </w:r>
+      <w:r>
+        <w:rPr>
+          <w:b/>
+          <w:bCs/>
+        </w:rPr>
+        <w:t xml:space="preserve">4 DNS query</w:t>
+      </w:r>
+      <w:r>
+        <w:t xml:space="preserve"> </w:t>
+      </w:r>
+      <w:r>
+        <w:t xml:space="preserve">cho 1 lần gọi API ngoài. CI/CD nặng external (S3, GitHub, npm) → CoreDNS quá tải.</w:t>
+      </w:r>
+    </w:p>
+    <w:p>
+      <w:pPr>
+        <w:pStyle w:val="BodyText"/>
+      </w:pPr>
+      <w:r>
+        <w:rPr>
+          <w:b/>
+          <w:bCs/>
+        </w:rPr>
+        <w:t xml:space="preserve">Best practice prod</w:t>
+      </w:r>
+      <w:r>
+        <w:t xml:space="preserve">:</w:t>
+      </w:r>
+      <w:r>
+        <w:t xml:space="preserve"> </w:t>
+      </w:r>
+      <w:r>
+        <w:t xml:space="preserve">1.</w:t>
+      </w:r>
+      <w:r>
+        <w:t xml:space="preserve"> </w:t>
+      </w:r>
+      <w:r>
+        <w:rPr>
+          <w:b/>
+          <w:bCs/>
+        </w:rPr>
+        <w:t xml:space="preserve">Trailing dot</w:t>
+      </w:r>
+      <w:r>
+        <w:t xml:space="preserve">: gõ</w:t>
+      </w:r>
+      <w:r>
+        <w:t xml:space="preserve"> </w:t>
+      </w:r>
+      <w:r>
+        <w:rPr>
+          <w:rStyle w:val="VerbatimChar"/>
+        </w:rPr>
+        <w:t xml:space="preserve">api.stripe.com.</w:t>
+      </w:r>
+      <w:r>
+        <w:t xml:space="preserve"> </w:t>
+      </w:r>
+      <w:r>
+        <w:t xml:space="preserve">→ resolver coi là absolute FQDN, bỏ qua search → 1 query.</w:t>
+      </w:r>
+      <w:r>
+        <w:t xml:space="preserve"> </w:t>
+      </w:r>
+      <w:r>
+        <w:t xml:space="preserve">2.</w:t>
+      </w:r>
+      <w:r>
+        <w:t xml:space="preserve"> </w:t>
+      </w:r>
+      <w:r>
+        <w:rPr>
+          <w:b/>
+          <w:bCs/>
+        </w:rPr>
+        <w:t xml:space="preserve">Giảm ndots</w:t>
+      </w:r>
+      <w:r>
+        <w:t xml:space="preserve">: pod manifest</w:t>
+      </w:r>
+      <w:r>
+        <w:t xml:space="preserve"> </w:t>
+      </w:r>
+      <w:r>
+        <w:rPr>
+          <w:rStyle w:val="VerbatimChar"/>
+        </w:rPr>
+        <w:t xml:space="preserve">dnsConfig.options: [{name: ndots, value: "2"}]</w:t>
+      </w:r>
+      <w:r>
+        <w:t xml:space="preserve"> </w:t>
+      </w:r>
+      <w:r>
+        <w:t xml:space="preserve">→ resolve direct sớm hơn.</w:t>
+      </w:r>
+      <w:r>
+        <w:t xml:space="preserve"> </w:t>
+      </w:r>
+      <w:r>
+        <w:t xml:space="preserve">3.</w:t>
+      </w:r>
+      <w:r>
+        <w:t xml:space="preserve"> </w:t>
+      </w:r>
+      <w:r>
+        <w:rPr>
+          <w:b/>
+          <w:bCs/>
+        </w:rPr>
+        <w:t xml:space="preserve">NodeLocal DNSCache</w:t>
+      </w:r>
+      <w:r>
+        <w:t xml:space="preserve"> </w:t>
+      </w:r>
+      <w:r>
+        <w:t xml:space="preserve">(DaemonSet) cache DNS ở chính node, giảm round-trip tới CoreDNS pod.</w:t>
+      </w:r>
+    </w:p>
+    <w:bookmarkEnd w:id="44"/>
+    <w:bookmarkStart w:id="45" w:name="anchor-để-nhớ-3"/>
+    <w:p>
+      <w:pPr>
+        <w:pStyle w:val="Heading3"/>
+      </w:pPr>
+      <w:r>
+        <w:t xml:space="preserve">Anchor để nhớ</w:t>
+      </w:r>
+    </w:p>
+    <w:p>
+      <w:pPr>
+        <w:pStyle w:val="BlockText"/>
+      </w:pPr>
+      <w:r>
+        <w:rPr>
+          <w:b/>
+          <w:bCs/>
+        </w:rPr>
+        <w:t xml:space="preserve">Pod query DNS đi tới ClusterIP</w:t>
+      </w:r>
+      <w:r>
+        <w:rPr>
+          <w:b/>
+          <w:bCs/>
+        </w:rPr>
+        <w:t xml:space="preserve"> </w:t>
+      </w:r>
+      <w:r>
+        <w:rPr>
+          <w:rStyle w:val="VerbatimChar"/>
+          <w:b/>
+          <w:bCs/>
+        </w:rPr>
+        <w:t xml:space="preserve">kube-dns</w:t>
+      </w:r>
+      <w:r>
+        <w:rPr>
+          <w:b/>
+          <w:bCs/>
+        </w:rPr>
+        <w:t xml:space="preserve"> </w:t>
+      </w:r>
+      <w:r>
+        <w:rPr>
+          <w:b/>
+          <w:bCs/>
+        </w:rPr>
+        <w:t xml:space="preserve">10.96.0.10 (CoreDNS đứng sau).</w:t>
+      </w:r>
+      <w:r>
+        <w:t xml:space="preserve"> </w:t>
+      </w:r>
+      <w:r>
+        <w:rPr>
+          <w:b/>
+          <w:bCs/>
+        </w:rPr>
+        <w:t xml:space="preserve">CoreDNS = memory cache + plugin chain. Plugin</w:t>
+      </w:r>
+      <w:r>
+        <w:rPr>
+          <w:b/>
+          <w:bCs/>
+        </w:rPr>
+        <w:t xml:space="preserve"> </w:t>
+      </w:r>
+      <w:r>
+        <w:rPr>
+          <w:rStyle w:val="VerbatimChar"/>
+          <w:b/>
+          <w:bCs/>
+        </w:rPr>
+        <w:t xml:space="preserve">kubernetes</w:t>
+      </w:r>
+      <w:r>
+        <w:rPr>
+          <w:b/>
+          <w:bCs/>
+        </w:rPr>
+        <w:t xml:space="preserve"> </w:t>
+      </w:r>
+      <w:r>
+        <w:rPr>
+          <w:b/>
+          <w:bCs/>
+        </w:rPr>
+        <w:t xml:space="preserve">lo cluster.local, plugin</w:t>
+      </w:r>
+      <w:r>
+        <w:rPr>
+          <w:b/>
+          <w:bCs/>
+        </w:rPr>
+        <w:t xml:space="preserve"> </w:t>
+      </w:r>
+      <w:r>
+        <w:rPr>
+          <w:rStyle w:val="VerbatimChar"/>
+          <w:b/>
+          <w:bCs/>
+        </w:rPr>
+        <w:t xml:space="preserve">forward</w:t>
+      </w:r>
+      <w:r>
+        <w:rPr>
+          <w:b/>
+          <w:bCs/>
+        </w:rPr>
+        <w:t xml:space="preserve"> </w:t>
+      </w:r>
+      <w:r>
+        <w:rPr>
+          <w:b/>
+          <w:bCs/>
+        </w:rPr>
+        <w:t xml:space="preserve">lo Internet.</w:t>
+      </w:r>
+      <w:r>
+        <w:t xml:space="preserve"> </w:t>
+      </w:r>
+      <w:r>
+        <w:rPr>
+          <w:b/>
+          <w:bCs/>
+        </w:rPr>
+        <w:t xml:space="preserve">FQDN schema:</w:t>
+      </w:r>
+      <w:r>
+        <w:rPr>
+          <w:b/>
+          <w:bCs/>
+        </w:rPr>
+        <w:t xml:space="preserve"> </w:t>
+      </w:r>
+      <w:r>
+        <w:rPr>
+          <w:rStyle w:val="VerbatimChar"/>
+          <w:b/>
+          <w:bCs/>
+        </w:rPr>
+        <w:t xml:space="preserve">&lt;svc&gt;.&lt;ns&gt;.svc.cluster.local</w:t>
+      </w:r>
+      <w:r>
+        <w:rPr>
+          <w:b/>
+          <w:bCs/>
+        </w:rPr>
+        <w:t xml:space="preserve">. StatefulSet thêm prefix</w:t>
+      </w:r>
+      <w:r>
+        <w:rPr>
+          <w:b/>
+          <w:bCs/>
+        </w:rPr>
+        <w:t xml:space="preserve"> </w:t>
+      </w:r>
+      <w:r>
+        <w:rPr>
+          <w:rStyle w:val="VerbatimChar"/>
+          <w:b/>
+          <w:bCs/>
+        </w:rPr>
+        <w:t xml:space="preserve">&lt;pod-hostname&gt;.&lt;headless&gt;.&lt;ns&gt;</w:t>
+      </w:r>
+      <w:r>
+        <w:rPr>
+          <w:b/>
+          <w:bCs/>
+        </w:rPr>
+        <w:t xml:space="preserve">.</w:t>
+      </w:r>
+      <w:r>
+        <w:t xml:space="preserve"> </w:t>
+      </w:r>
+      <w:r>
+        <w:rPr>
+          <w:b/>
+          <w:bCs/>
+        </w:rPr>
+        <w:t xml:space="preserve">ndots:5 + search list → short name tiện cho internal, đắt 4 query cho external. Fix: trailing dot hoặc giảm ndots.</w:t>
+      </w:r>
+    </w:p>
+    <w:bookmarkEnd w:id="45"/>
+    <w:bookmarkStart w:id="46" w:name="bẫy-phỏng-vấn-thường-gặp-3"/>
+    <w:p>
+      <w:pPr>
+        <w:pStyle w:val="Heading3"/>
+      </w:pPr>
+      <w:r>
+        <w:t xml:space="preserve">Bẫy phỏng vấn thường gặp</w:t>
+      </w:r>
+    </w:p>
+    <w:p>
+      <w:pPr>
+        <w:pStyle w:val="Compact"/>
+        <w:numPr>
+          <w:ilvl w:val="0"/>
+          <w:numId w:val="1011"/>
+        </w:numPr>
+      </w:pPr>
+      <w:r>
+        <w:t xml:space="preserve">“Pod gõ</w:t>
+      </w:r>
+      <w:r>
+        <w:t xml:space="preserve"> </w:t>
+      </w:r>
+      <w:r>
+        <w:rPr>
+          <w:rStyle w:val="VerbatimChar"/>
+        </w:rPr>
+        <w:t xml:space="preserve">google.com</w:t>
+      </w:r>
+      <w:r>
+        <w:t xml:space="preserve"> </w:t>
+      </w:r>
+      <w:r>
+        <w:t xml:space="preserve">mà chậm, CoreDNS log thấy 4 NXDOMAIN, vì sao?”</w:t>
+      </w:r>
+      <w:r>
+        <w:t xml:space="preserve"> </w:t>
+      </w:r>
+      <w:r>
+        <w:t xml:space="preserve">→ ndots:5 + search list. Fix bằng trailing dot.</w:t>
+      </w:r>
+    </w:p>
+    <w:p>
+      <w:pPr>
+        <w:pStyle w:val="Compact"/>
+        <w:numPr>
+          <w:ilvl w:val="0"/>
+          <w:numId w:val="1011"/>
+        </w:numPr>
+      </w:pPr>
+      <w:r>
+        <w:t xml:space="preserve">“Service đổi tên có ảnh hưởng DNS không?”</w:t>
+      </w:r>
+      <w:r>
+        <w:t xml:space="preserve"> </w:t>
+      </w:r>
+      <w:r>
+        <w:t xml:space="preserve">→ Có. Tên Service = phần đầu FQDN. Đổi tên Service = phải đổi mọi app reference qua DNS.</w:t>
+      </w:r>
+    </w:p>
+    <w:p>
+      <w:pPr>
+        <w:pStyle w:val="Compact"/>
+        <w:numPr>
+          <w:ilvl w:val="0"/>
+          <w:numId w:val="1011"/>
+        </w:numPr>
+      </w:pPr>
+      <w:r>
+        <w:t xml:space="preserve">“CoreDNS pod chết, cluster sao?”</w:t>
+      </w:r>
+      <w:r>
+        <w:t xml:space="preserve"> </w:t>
+      </w:r>
+      <w:r>
+        <w:t xml:space="preserve">→ Pod cũ vẫn chạy (đã resolve DNS xong cache), pod mới không resolve được service mới. CoreDNS HA = 2 replica + PodDisruptionBudget bắt buộc prod.</w:t>
+      </w:r>
+    </w:p>
+    <w:p>
+      <w:pPr>
+        <w:pStyle w:val="Compact"/>
+        <w:numPr>
+          <w:ilvl w:val="0"/>
+          <w:numId w:val="1011"/>
+        </w:numPr>
+      </w:pPr>
+      <w:r>
+        <w:t xml:space="preserve">“Pod hỏi</w:t>
+      </w:r>
+      <w:r>
+        <w:t xml:space="preserve"> </w:t>
+      </w:r>
+      <w:r>
+        <w:rPr>
+          <w:rStyle w:val="VerbatimChar"/>
+        </w:rPr>
+        <w:t xml:space="preserve">kubectl exec ... nslookup nginx-svc.dev</w:t>
+      </w:r>
+      <w:r>
+        <w:t xml:space="preserve"> </w:t>
+      </w:r>
+      <w:r>
+        <w:t xml:space="preserve">trả ClusterIP, nhưng app trong pod resolve fail, vì sao?”</w:t>
+      </w:r>
+      <w:r>
+        <w:t xml:space="preserve"> </w:t>
+      </w:r>
+      <w:r>
+        <w:t xml:space="preserve">→ App có thể đang dùng DNS resolver khác (vd Java cache forever, không respect TTL).</w:t>
+      </w:r>
+    </w:p>
+    <w:bookmarkEnd w:id="46"/>
+    <w:bookmarkStart w:id="47" w:name="star-hook-lab-a-3"/>
+    <w:p>
+      <w:pPr>
+        <w:pStyle w:val="Heading3"/>
+      </w:pPr>
+      <w:r>
+        <w:t xml:space="preserve">STAR hook Lab A++</w:t>
+      </w:r>
+    </w:p>
+    <w:p>
+      <w:pPr>
+        <w:pStyle w:val="FirstParagraph"/>
+      </w:pPr>
+      <w:r>
+        <w:rPr>
+          <w:b/>
+          <w:bCs/>
+        </w:rPr>
+        <w:t xml:space="preserve">Sub-comp 8 Add-ons CoreDNS managed addon</w:t>
+      </w:r>
+      <w:r>
+        <w:t xml:space="preserve"> </w:t>
+      </w:r>
+      <w:r>
+        <w:t xml:space="preserve">(Lab A++): cài qua</w:t>
+      </w:r>
+      <w:r>
+        <w:t xml:space="preserve"> </w:t>
+      </w:r>
+      <w:r>
+        <w:rPr>
+          <w:rStyle w:val="VerbatimChar"/>
+        </w:rPr>
+        <w:t xml:space="preserve">aws eks create-addon --addon-name coredns --addon-version v1.x.x</w:t>
+      </w:r>
+      <w:r>
+        <w:t xml:space="preserve">. AWS managed update version. 2 replica trong kube-system + topology spread</w:t>
+      </w:r>
+      <w:r>
+        <w:t xml:space="preserve"> </w:t>
+      </w:r>
+      <w:r>
+        <w:rPr>
+          <w:rStyle w:val="VerbatimChar"/>
+        </w:rPr>
+        <w:t xml:space="preserve">kubernetes.io/hostname</w:t>
+      </w:r>
+      <w:r>
+        <w:t xml:space="preserve"> </w:t>
+      </w:r>
+      <w:r>
+        <w:t xml:space="preserve">để 2 pod ở 2 node khác nhau (HA).</w:t>
+      </w:r>
+    </w:p>
+    <w:p>
+      <w:pPr>
+        <w:pStyle w:val="BodyText"/>
+      </w:pPr>
+      <w:r>
+        <w:rPr>
+          <w:b/>
+          <w:bCs/>
+        </w:rPr>
+        <w:t xml:space="preserve">External DNS pattern (ExternalDNS controller)</w:t>
+      </w:r>
+      <w:r>
+        <w:t xml:space="preserve"> </w:t>
+      </w:r>
+      <w:r>
+        <w:t xml:space="preserve">anh cài Sub-comp 11: ExternalDNS watch Ingress object → tự cập nhật</w:t>
+      </w:r>
+      <w:r>
+        <w:t xml:space="preserve"> </w:t>
+      </w:r>
+      <w:r>
+        <w:rPr>
+          <w:b/>
+          <w:bCs/>
+        </w:rPr>
+        <w:t xml:space="preserve">Route 53</w:t>
+      </w:r>
+      <w:r>
+        <w:t xml:space="preserve"> </w:t>
+      </w:r>
+      <w:r>
+        <w:t xml:space="preserve">public zone</w:t>
+      </w:r>
+      <w:r>
+        <w:t xml:space="preserve"> </w:t>
+      </w:r>
+      <w:r>
+        <w:rPr>
+          <w:rStyle w:val="VerbatimChar"/>
+        </w:rPr>
+        <w:t xml:space="preserve">shopxpress-pro.do2602.click</w:t>
+      </w:r>
+      <w:r>
+        <w:t xml:space="preserve">. App gọi</w:t>
+      </w:r>
+      <w:r>
+        <w:t xml:space="preserve"> </w:t>
+      </w:r>
+      <w:r>
+        <w:rPr>
+          <w:rStyle w:val="VerbatimChar"/>
+        </w:rPr>
+        <w:t xml:space="preserve">argocd.shopxpress-pro.do2602.click</w:t>
+      </w:r>
+      <w:r>
+        <w:t xml:space="preserve"> </w:t>
+      </w:r>
+      <w:r>
+        <w:t xml:space="preserve">không qua CoreDNS — đây là DNS public Route 53 → ALB DNS → ALB IP → Pod (IP mode). Hai layer DNS khác nhau: CoreDNS lo internal</w:t>
+      </w:r>
+      <w:r>
+        <w:t xml:space="preserve"> </w:t>
+      </w:r>
+      <w:r>
+        <w:rPr>
+          <w:rStyle w:val="VerbatimChar"/>
+        </w:rPr>
+        <w:t xml:space="preserve">*.svc.cluster.local</w:t>
+      </w:r>
+      <w:r>
+        <w:t xml:space="preserve">, Route 53 lo public</w:t>
+      </w:r>
+      <w:r>
+        <w:t xml:space="preserve"> </w:t>
+      </w:r>
+      <w:r>
+        <w:rPr>
+          <w:rStyle w:val="VerbatimChar"/>
+        </w:rPr>
+        <w:t xml:space="preserve">*.shopxpress-pro.do2602.click</w:t>
+      </w:r>
+      <w:r>
+        <w:t xml:space="preserve">.</w:t>
       </w:r>
     </w:p>
     <w:p>
@@ -3338,14 +6516,111 @@
         </w:pict>
       </w:r>
     </w:p>
-    <w:bookmarkEnd w:id="31"/>
-    <w:bookmarkStart w:id="32" w:name="q10-pending"/>
+    <w:bookmarkEnd w:id="47"/>
+    <w:bookmarkEnd w:id="48"/>
+    <w:bookmarkStart w:id="57" w:name="q10-mid-headless-service-dùng-khi-nào"/>
     <w:p>
       <w:pPr>
         <w:pStyle w:val="Heading2"/>
       </w:pPr>
       <w:r>
-        <w:t xml:space="preserve">Q10 [PENDING]</w:t>
+        <w:t xml:space="preserve">Q10 [MID] — Headless Service dùng khi nào?</w:t>
+      </w:r>
+    </w:p>
+    <w:bookmarkStart w:id="49" w:name="câu-hỏi-4"/>
+    <w:p>
+      <w:pPr>
+        <w:pStyle w:val="Heading3"/>
+      </w:pPr>
+      <w:r>
+        <w:t xml:space="preserve">Câu hỏi</w:t>
+      </w:r>
+    </w:p>
+    <w:p>
+      <w:pPr>
+        <w:pStyle w:val="Compact"/>
+        <w:numPr>
+          <w:ilvl w:val="0"/>
+          <w:numId w:val="1012"/>
+        </w:numPr>
+      </w:pPr>
+      <w:r>
+        <w:t xml:space="preserve">Headless Service là gì (</w:t>
+      </w:r>
+      <w:r>
+        <w:rPr>
+          <w:rStyle w:val="VerbatimChar"/>
+        </w:rPr>
+        <w:t xml:space="preserve">clusterIP: None</w:t>
+      </w:r>
+      <w:r>
+        <w:t xml:space="preserve">)?</w:t>
+      </w:r>
+    </w:p>
+    <w:p>
+      <w:pPr>
+        <w:pStyle w:val="Compact"/>
+        <w:numPr>
+          <w:ilvl w:val="0"/>
+          <w:numId w:val="1012"/>
+        </w:numPr>
+      </w:pPr>
+      <w:r>
+        <w:rPr>
+          <w:b/>
+          <w:bCs/>
+        </w:rPr>
+        <w:t xml:space="preserve">3 use case chính</w:t>
+      </w:r>
+      <w:r>
+        <w:t xml:space="preserve">?</w:t>
+      </w:r>
+    </w:p>
+    <w:p>
+      <w:pPr>
+        <w:pStyle w:val="Compact"/>
+        <w:numPr>
+          <w:ilvl w:val="0"/>
+          <w:numId w:val="1012"/>
+        </w:numPr>
+      </w:pPr>
+      <w:r>
+        <w:t xml:space="preserve">Khác Service ClusterIP thường ở điểm nào về DNS?</w:t>
+      </w:r>
+    </w:p>
+    <w:p>
+      <w:pPr>
+        <w:pStyle w:val="Compact"/>
+        <w:numPr>
+          <w:ilvl w:val="0"/>
+          <w:numId w:val="1012"/>
+        </w:numPr>
+      </w:pPr>
+      <w:r>
+        <w:t xml:space="preserve">Vì sao</w:t>
+      </w:r>
+      <w:r>
+        <w:t xml:space="preserve"> </w:t>
+      </w:r>
+      <w:r>
+        <w:rPr>
+          <w:b/>
+          <w:bCs/>
+        </w:rPr>
+        <w:t xml:space="preserve">StatefulSet luôn cần Headless Service kèm theo</w:t>
+      </w:r>
+      <w:r>
+        <w:t xml:space="preserve">?</w:t>
+      </w:r>
+    </w:p>
+    <w:bookmarkEnd w:id="49"/>
+    <w:bookmarkStart w:id="50" w:name="senior-answer-3"/>
+    <w:p>
+      <w:pPr>
+        <w:pStyle w:val="Heading3"/>
+      </w:pPr>
+      <w:r>
+        <w:t xml:space="preserve">Senior answer</w:t>
       </w:r>
     </w:p>
     <w:p>
@@ -3353,11 +6628,2202 @@
         <w:pStyle w:val="FirstParagraph"/>
       </w:pPr>
       <w:r>
-        <w:t xml:space="preserve">(Sẽ ghi sau khi học)</w:t>
-      </w:r>
-    </w:p>
-    <w:bookmarkEnd w:id="32"/>
-    <w:bookmarkEnd w:id="33"/>
+        <w:rPr>
+          <w:b/>
+          <w:bCs/>
+        </w:rPr>
+        <w:t xml:space="preserve">Headless = Service có</w:t>
+      </w:r>
+      <w:r>
+        <w:rPr>
+          <w:b/>
+          <w:bCs/>
+        </w:rPr>
+        <w:t xml:space="preserve"> </w:t>
+      </w:r>
+      <w:r>
+        <w:rPr>
+          <w:rStyle w:val="VerbatimChar"/>
+          <w:b/>
+          <w:bCs/>
+        </w:rPr>
+        <w:t xml:space="preserve">clusterIP: None</w:t>
+      </w:r>
+      <w:r>
+        <w:t xml:space="preserve">. Không có ClusterIP, không có kube-proxy rule, không có VIP. Client gọi qua</w:t>
+      </w:r>
+      <w:r>
+        <w:t xml:space="preserve"> </w:t>
+      </w:r>
+      <w:r>
+        <w:rPr>
+          <w:b/>
+          <w:bCs/>
+        </w:rPr>
+        <w:t xml:space="preserve">DNS thẳng</w:t>
+      </w:r>
+      <w:r>
+        <w:t xml:space="preserve">.</w:t>
+      </w:r>
+    </w:p>
+    <w:p>
+      <w:pPr>
+        <w:pStyle w:val="SourceCode"/>
+      </w:pPr>
+      <w:r>
+        <w:rPr>
+          <w:rStyle w:val="FunctionTok"/>
+        </w:rPr>
+        <w:t xml:space="preserve">spec</w:t>
+      </w:r>
+      <w:r>
+        <w:rPr>
+          <w:rStyle w:val="KeywordTok"/>
+        </w:rPr>
+        <w:t xml:space="preserve">:</w:t>
+      </w:r>
+      <w:r>
+        <w:br/>
+      </w:r>
+      <w:r>
+        <w:rPr>
+          <w:rStyle w:val="AttributeTok"/>
+        </w:rPr>
+        <w:t xml:space="preserve">  </w:t>
+      </w:r>
+      <w:r>
+        <w:rPr>
+          <w:rStyle w:val="FunctionTok"/>
+        </w:rPr>
+        <w:t xml:space="preserve">clusterIP</w:t>
+      </w:r>
+      <w:r>
+        <w:rPr>
+          <w:rStyle w:val="KeywordTok"/>
+        </w:rPr>
+        <w:t xml:space="preserve">:</w:t>
+      </w:r>
+      <w:r>
+        <w:rPr>
+          <w:rStyle w:val="AttributeTok"/>
+        </w:rPr>
+        <w:t xml:space="preserve"> None</w:t>
+      </w:r>
+      <w:r>
+        <w:rPr>
+          <w:rStyle w:val="CommentTok"/>
+        </w:rPr>
+        <w:t xml:space="preserve">              # ⬅ key</w:t>
+      </w:r>
+      <w:r>
+        <w:br/>
+      </w:r>
+      <w:r>
+        <w:rPr>
+          <w:rStyle w:val="AttributeTok"/>
+        </w:rPr>
+        <w:t xml:space="preserve">  </w:t>
+      </w:r>
+      <w:r>
+        <w:rPr>
+          <w:rStyle w:val="FunctionTok"/>
+        </w:rPr>
+        <w:t xml:space="preserve">selector</w:t>
+      </w:r>
+      <w:r>
+        <w:rPr>
+          <w:rStyle w:val="KeywordTok"/>
+        </w:rPr>
+        <w:t xml:space="preserve">:</w:t>
+      </w:r>
+      <w:r>
+        <w:rPr>
+          <w:rStyle w:val="AttributeTok"/>
+        </w:rPr>
+        <w:t xml:space="preserve"> </w:t>
+      </w:r>
+      <w:r>
+        <w:rPr>
+          <w:rStyle w:val="KeywordTok"/>
+        </w:rPr>
+        <w:t xml:space="preserve">{</w:t>
+      </w:r>
+      <w:r>
+        <w:rPr>
+          <w:rStyle w:val="AttributeTok"/>
+        </w:rPr>
+        <w:t xml:space="preserve"> </w:t>
+      </w:r>
+      <w:r>
+        <w:rPr>
+          <w:rStyle w:val="FunctionTok"/>
+        </w:rPr>
+        <w:t xml:space="preserve">app</w:t>
+      </w:r>
+      <w:r>
+        <w:rPr>
+          <w:rStyle w:val="KeywordTok"/>
+        </w:rPr>
+        <w:t xml:space="preserve">:</w:t>
+      </w:r>
+      <w:r>
+        <w:rPr>
+          <w:rStyle w:val="AttributeTok"/>
+        </w:rPr>
+        <w:t xml:space="preserve"> postgres </w:t>
+      </w:r>
+      <w:r>
+        <w:rPr>
+          <w:rStyle w:val="KeywordTok"/>
+        </w:rPr>
+        <w:t xml:space="preserve">}</w:t>
+      </w:r>
+      <w:r>
+        <w:br/>
+      </w:r>
+      <w:r>
+        <w:rPr>
+          <w:rStyle w:val="AttributeTok"/>
+        </w:rPr>
+        <w:t xml:space="preserve">  </w:t>
+      </w:r>
+      <w:r>
+        <w:rPr>
+          <w:rStyle w:val="FunctionTok"/>
+        </w:rPr>
+        <w:t xml:space="preserve">ports</w:t>
+      </w:r>
+      <w:r>
+        <w:rPr>
+          <w:rStyle w:val="KeywordTok"/>
+        </w:rPr>
+        <w:t xml:space="preserve">:</w:t>
+      </w:r>
+      <w:r>
+        <w:br/>
+      </w:r>
+      <w:r>
+        <w:rPr>
+          <w:rStyle w:val="AttributeTok"/>
+        </w:rPr>
+        <w:t xml:space="preserve">  </w:t>
+      </w:r>
+      <w:r>
+        <w:rPr>
+          <w:rStyle w:val="KeywordTok"/>
+        </w:rPr>
+        <w:t xml:space="preserve">-</w:t>
+      </w:r>
+      <w:r>
+        <w:rPr>
+          <w:rStyle w:val="AttributeTok"/>
+        </w:rPr>
+        <w:t xml:space="preserve"> </w:t>
+      </w:r>
+      <w:r>
+        <w:rPr>
+          <w:rStyle w:val="FunctionTok"/>
+        </w:rPr>
+        <w:t xml:space="preserve">port</w:t>
+      </w:r>
+      <w:r>
+        <w:rPr>
+          <w:rStyle w:val="KeywordTok"/>
+        </w:rPr>
+        <w:t xml:space="preserve">:</w:t>
+      </w:r>
+      <w:r>
+        <w:rPr>
+          <w:rStyle w:val="AttributeTok"/>
+        </w:rPr>
+        <w:t xml:space="preserve"> </w:t>
+      </w:r>
+      <w:r>
+        <w:rPr>
+          <w:rStyle w:val="DecValTok"/>
+        </w:rPr>
+        <w:t xml:space="preserve">5432</w:t>
+      </w:r>
+    </w:p>
+    <w:p>
+      <w:pPr>
+        <w:pStyle w:val="FirstParagraph"/>
+      </w:pPr>
+      <w:r>
+        <w:rPr>
+          <w:b/>
+          <w:bCs/>
+        </w:rPr>
+        <w:t xml:space="preserve">Khác cốt lõi ở response DNS</w:t>
+      </w:r>
+      <w:r>
+        <w:t xml:space="preserve">:</w:t>
+      </w:r>
+    </w:p>
+    <w:tbl>
+      <w:tblPr>
+        <w:tblStyle w:val="Table"/>
+        <w:tblW w:type="pct" w:w="5000"/>
+        <w:tblLayout w:type="fixed"/>
+        <w:tblLook w:firstRow="1" w:lastRow="0" w:firstColumn="0" w:lastColumn="0" w:noHBand="0" w:noVBand="0" w:val="0020"/>
+      </w:tblPr>
+      <w:tblGrid>
+        <w:gridCol w:w="2640"/>
+        <w:gridCol w:w="2640"/>
+        <w:gridCol w:w="2640"/>
+      </w:tblGrid>
+      <w:tr>
+        <w:trPr>
+          <w:tblHeader w:val="on"/>
+        </w:trPr>
+        <w:tc>
+          <w:tcPr/>
+          <w:p>
+            <w:pPr>
+              <w:pStyle w:val="Compact"/>
+            </w:pPr>
+          </w:p>
+        </w:tc>
+        <w:tc>
+          <w:tcPr/>
+          <w:p>
+            <w:pPr>
+              <w:pStyle w:val="Compact"/>
+            </w:pPr>
+            <w:r>
+              <w:t xml:space="preserve">Service thường (ClusterIP)</w:t>
+            </w:r>
+          </w:p>
+        </w:tc>
+        <w:tc>
+          <w:tcPr/>
+          <w:p>
+            <w:pPr>
+              <w:pStyle w:val="Compact"/>
+            </w:pPr>
+            <w:r>
+              <w:t xml:space="preserve">Headless</w:t>
+            </w:r>
+          </w:p>
+        </w:tc>
+      </w:tr>
+      <w:tr>
+        <w:tc>
+          <w:tcPr/>
+          <w:p>
+            <w:pPr>
+              <w:pStyle w:val="Compact"/>
+            </w:pPr>
+            <w:r>
+              <w:t xml:space="preserve">DNS query</w:t>
+            </w:r>
+          </w:p>
+        </w:tc>
+        <w:tc>
+          <w:tcPr/>
+          <w:p>
+            <w:pPr>
+              <w:pStyle w:val="Compact"/>
+            </w:pPr>
+            <w:r>
+              <w:t xml:space="preserve">Trả</w:t>
+            </w:r>
+            <w:r>
+              <w:t xml:space="preserve"> </w:t>
+            </w:r>
+            <w:r>
+              <w:rPr>
+                <w:b/>
+                <w:bCs/>
+              </w:rPr>
+              <w:t xml:space="preserve">1 A record = ClusterIP ảo</w:t>
+            </w:r>
+            <w:r>
+              <w:t xml:space="preserve"> </w:t>
+            </w:r>
+            <w:r>
+              <w:t xml:space="preserve">(</w:t>
+            </w:r>
+            <w:r>
+              <w:rPr>
+                <w:rStyle w:val="VerbatimChar"/>
+              </w:rPr>
+              <w:t xml:space="preserve">10.96.10.5</w:t>
+            </w:r>
+            <w:r>
+              <w:t xml:space="preserve">)</w:t>
+            </w:r>
+          </w:p>
+        </w:tc>
+        <w:tc>
+          <w:tcPr/>
+          <w:p>
+            <w:pPr>
+              <w:pStyle w:val="Compact"/>
+            </w:pPr>
+            <w:r>
+              <w:t xml:space="preserve">Trả</w:t>
+            </w:r>
+            <w:r>
+              <w:t xml:space="preserve"> </w:t>
+            </w:r>
+            <w:r>
+              <w:rPr>
+                <w:b/>
+                <w:bCs/>
+              </w:rPr>
+              <w:t xml:space="preserve">N A records = N Pod IP thật</w:t>
+            </w:r>
+            <w:r>
+              <w:t xml:space="preserve"> </w:t>
+            </w:r>
+            <w:r>
+              <w:t xml:space="preserve">(</w:t>
+            </w:r>
+            <w:r>
+              <w:rPr>
+                <w:rStyle w:val="VerbatimChar"/>
+              </w:rPr>
+              <w:t xml:space="preserve">10.0.1.23</w:t>
+            </w:r>
+            <w:r>
+              <w:t xml:space="preserve">,</w:t>
+            </w:r>
+            <w:r>
+              <w:t xml:space="preserve"> </w:t>
+            </w:r>
+            <w:r>
+              <w:rPr>
+                <w:rStyle w:val="VerbatimChar"/>
+              </w:rPr>
+              <w:t xml:space="preserve">10.0.2.45</w:t>
+            </w:r>
+            <w:r>
+              <w:t xml:space="preserve">, …)</w:t>
+            </w:r>
+          </w:p>
+        </w:tc>
+      </w:tr>
+      <w:tr>
+        <w:tc>
+          <w:tcPr/>
+          <w:p>
+            <w:pPr>
+              <w:pStyle w:val="Compact"/>
+            </w:pPr>
+            <w:r>
+              <w:t xml:space="preserve">LB</w:t>
+            </w:r>
+          </w:p>
+        </w:tc>
+        <w:tc>
+          <w:tcPr/>
+          <w:p>
+            <w:pPr>
+              <w:pStyle w:val="Compact"/>
+            </w:pPr>
+            <w:r>
+              <w:t xml:space="preserve">kube-proxy DNAT về 1 Pod</w:t>
+            </w:r>
+          </w:p>
+        </w:tc>
+        <w:tc>
+          <w:tcPr/>
+          <w:p>
+            <w:pPr>
+              <w:pStyle w:val="Compact"/>
+            </w:pPr>
+            <w:r>
+              <w:rPr>
+                <w:b/>
+                <w:bCs/>
+              </w:rPr>
+              <w:t xml:space="preserve">Client tự pick</w:t>
+            </w:r>
+            <w:r>
+              <w:t xml:space="preserve"> </w:t>
+            </w:r>
+            <w:r>
+              <w:t xml:space="preserve">trong N</w:t>
+            </w:r>
+          </w:p>
+        </w:tc>
+      </w:tr>
+      <w:tr>
+        <w:tc>
+          <w:tcPr/>
+          <w:p>
+            <w:pPr>
+              <w:pStyle w:val="Compact"/>
+            </w:pPr>
+            <w:r>
+              <w:t xml:space="preserve">VIP</w:t>
+            </w:r>
+          </w:p>
+        </w:tc>
+        <w:tc>
+          <w:tcPr/>
+          <w:p>
+            <w:pPr>
+              <w:pStyle w:val="Compact"/>
+            </w:pPr>
+            <w:r>
+              <w:t xml:space="preserve">Có</w:t>
+            </w:r>
+          </w:p>
+        </w:tc>
+        <w:tc>
+          <w:tcPr/>
+          <w:p>
+            <w:pPr>
+              <w:pStyle w:val="Compact"/>
+            </w:pPr>
+            <w:r>
+              <w:t xml:space="preserve">Không</w:t>
+            </w:r>
+          </w:p>
+        </w:tc>
+      </w:tr>
+      <w:tr>
+        <w:tc>
+          <w:tcPr/>
+          <w:p>
+            <w:pPr>
+              <w:pStyle w:val="Compact"/>
+            </w:pPr>
+            <w:r>
+              <w:t xml:space="preserve">iptables rule</w:t>
+            </w:r>
+          </w:p>
+        </w:tc>
+        <w:tc>
+          <w:tcPr/>
+          <w:p>
+            <w:pPr>
+              <w:pStyle w:val="Compact"/>
+            </w:pPr>
+            <w:r>
+              <w:t xml:space="preserve">Có</w:t>
+            </w:r>
+          </w:p>
+        </w:tc>
+        <w:tc>
+          <w:tcPr/>
+          <w:p>
+            <w:pPr>
+              <w:pStyle w:val="Compact"/>
+            </w:pPr>
+            <w:r>
+              <w:t xml:space="preserve">Không</w:t>
+            </w:r>
+          </w:p>
+        </w:tc>
+      </w:tr>
+    </w:tbl>
+    <w:p>
+      <w:pPr>
+        <w:pStyle w:val="BodyText"/>
+      </w:pPr>
+      <w:r>
+        <w:t xml:space="preserve">→ Anchor: Headless = K8s</w:t>
+      </w:r>
+      <w:r>
+        <w:t xml:space="preserve"> </w:t>
+      </w:r>
+      <w:r>
+        <w:rPr>
+          <w:b/>
+          <w:bCs/>
+        </w:rPr>
+        <w:t xml:space="preserve">bỏ trung gian</w:t>
+      </w:r>
+      <w:r>
+        <w:t xml:space="preserve">, đẩy responsibility LB / pick pod xuống cho</w:t>
+      </w:r>
+      <w:r>
+        <w:t xml:space="preserve"> </w:t>
+      </w:r>
+      <w:r>
+        <w:rPr>
+          <w:b/>
+          <w:bCs/>
+        </w:rPr>
+        <w:t xml:space="preserve">client</w:t>
+      </w:r>
+      <w:r>
+        <w:t xml:space="preserve">.</w:t>
+      </w:r>
+    </w:p>
+    <w:bookmarkEnd w:id="50"/>
+    <w:bookmarkStart w:id="51" w:name="X7392f1607673b78ae1062468ead261cea096c54"/>
+    <w:p>
+      <w:pPr>
+        <w:pStyle w:val="Heading3"/>
+      </w:pPr>
+      <w:r>
+        <w:t xml:space="preserve">Use case 1 (chính): StatefulSet — stable per-pod address</w:t>
+      </w:r>
+    </w:p>
+    <w:p>
+      <w:pPr>
+        <w:pStyle w:val="FirstParagraph"/>
+      </w:pPr>
+      <w:r>
+        <w:rPr>
+          <w:b/>
+          <w:bCs/>
+        </w:rPr>
+        <w:t xml:space="preserve">Vấn đề</w:t>
+      </w:r>
+      <w:r>
+        <w:t xml:space="preserve">: PostgreSQL HA: 1 primary (write) + 2 replica (read). Pod IP đổi sau recreate. App cần biết</w:t>
+      </w:r>
+      <w:r>
+        <w:t xml:space="preserve"> </w:t>
+      </w:r>
+      <w:r>
+        <w:rPr>
+          <w:b/>
+          <w:bCs/>
+        </w:rPr>
+        <w:t xml:space="preserve">chính xác đâu là primary</w:t>
+      </w:r>
+      <w:r>
+        <w:t xml:space="preserve"> </w:t>
+      </w:r>
+      <w:r>
+        <w:t xml:space="preserve">để gửi write — không LB ngẫu nhiên.</w:t>
+      </w:r>
+    </w:p>
+    <w:p>
+      <w:pPr>
+        <w:pStyle w:val="BodyText"/>
+      </w:pPr>
+      <w:r>
+        <w:rPr>
+          <w:b/>
+          <w:bCs/>
+        </w:rPr>
+        <w:t xml:space="preserve">Giải pháp</w:t>
+      </w:r>
+      <w:r>
+        <w:t xml:space="preserve">: StatefulSet đẻ pod đánh số</w:t>
+      </w:r>
+      <w:r>
+        <w:t xml:space="preserve"> </w:t>
+      </w:r>
+      <w:r>
+        <w:rPr>
+          <w:rStyle w:val="VerbatimChar"/>
+        </w:rPr>
+        <w:t xml:space="preserve">postgres-0</w:t>
+      </w:r>
+      <w:r>
+        <w:t xml:space="preserve">,</w:t>
+      </w:r>
+      <w:r>
+        <w:t xml:space="preserve"> </w:t>
+      </w:r>
+      <w:r>
+        <w:rPr>
+          <w:rStyle w:val="VerbatimChar"/>
+        </w:rPr>
+        <w:t xml:space="preserve">postgres-1</w:t>
+      </w:r>
+      <w:r>
+        <w:t xml:space="preserve">,</w:t>
+      </w:r>
+      <w:r>
+        <w:t xml:space="preserve"> </w:t>
+      </w:r>
+      <w:r>
+        <w:rPr>
+          <w:rStyle w:val="VerbatimChar"/>
+        </w:rPr>
+        <w:t xml:space="preserve">postgres-2</w:t>
+      </w:r>
+      <w:r>
+        <w:t xml:space="preserve"> </w:t>
+      </w:r>
+      <w:r>
+        <w:t xml:space="preserve">(hostname = tên pod). Kèm Headless Service → K8s sinh DNS records per-pod:</w:t>
+      </w:r>
+    </w:p>
+    <w:p>
+      <w:pPr>
+        <w:pStyle w:val="SourceCode"/>
+      </w:pPr>
+      <w:r>
+        <w:rPr>
+          <w:rStyle w:val="VerbatimChar"/>
+        </w:rPr>
+        <w:t xml:space="preserve">postgres-0.postgres-hl.dev.svc.cluster.local  → 10.0.1.23 (postgres-0)</w:t>
+      </w:r>
+      <w:r>
+        <w:br/>
+      </w:r>
+      <w:r>
+        <w:rPr>
+          <w:rStyle w:val="VerbatimChar"/>
+        </w:rPr>
+        <w:t xml:space="preserve">postgres-1.postgres-hl.dev.svc.cluster.local  → 10.0.2.45</w:t>
+      </w:r>
+      <w:r>
+        <w:br/>
+      </w:r>
+      <w:r>
+        <w:rPr>
+          <w:rStyle w:val="VerbatimChar"/>
+        </w:rPr>
+        <w:t xml:space="preserve">postgres-2.postgres-hl.dev.svc.cluster.local  → 10.0.3.67</w:t>
+      </w:r>
+    </w:p>
+    <w:p>
+      <w:pPr>
+        <w:pStyle w:val="FirstParagraph"/>
+      </w:pPr>
+      <w:r>
+        <w:t xml:space="preserve">Pod IP đổi (recreate),</w:t>
+      </w:r>
+      <w:r>
+        <w:t xml:space="preserve"> </w:t>
+      </w:r>
+      <w:r>
+        <w:rPr>
+          <w:b/>
+          <w:bCs/>
+        </w:rPr>
+        <w:t xml:space="preserve">hostname stable không đổi</w:t>
+      </w:r>
+      <w:r>
+        <w:t xml:space="preserve">. App config:</w:t>
+      </w:r>
+    </w:p>
+    <w:p>
+      <w:pPr>
+        <w:pStyle w:val="SourceCode"/>
+      </w:pPr>
+      <w:r>
+        <w:rPr>
+          <w:rStyle w:val="FunctionTok"/>
+        </w:rPr>
+        <w:t xml:space="preserve">DATABASE_WRITE_URL</w:t>
+      </w:r>
+      <w:r>
+        <w:rPr>
+          <w:rStyle w:val="KeywordTok"/>
+        </w:rPr>
+        <w:t xml:space="preserve">:</w:t>
+      </w:r>
+      <w:r>
+        <w:rPr>
+          <w:rStyle w:val="AttributeTok"/>
+        </w:rPr>
+        <w:t xml:space="preserve"> postgres://postgres-0.postgres-hl.dev:5432/shop</w:t>
+      </w:r>
+      <w:r>
+        <w:br/>
+      </w:r>
+      <w:r>
+        <w:rPr>
+          <w:rStyle w:val="FunctionTok"/>
+        </w:rPr>
+        <w:t xml:space="preserve">DATABASE_READ_URL</w:t>
+      </w:r>
+      <w:r>
+        <w:rPr>
+          <w:rStyle w:val="KeywordTok"/>
+        </w:rPr>
+        <w:t xml:space="preserve">:</w:t>
+      </w:r>
+      <w:r>
+        <w:rPr>
+          <w:rStyle w:val="AttributeTok"/>
+        </w:rPr>
+        <w:t xml:space="preserve">  postgres://postgres-1.postgres-hl.dev:5432/shop</w:t>
+      </w:r>
+    </w:p>
+    <w:p>
+      <w:pPr>
+        <w:pStyle w:val="FirstParagraph"/>
+      </w:pPr>
+      <w:r>
+        <w:rPr>
+          <w:b/>
+          <w:bCs/>
+        </w:rPr>
+        <w:t xml:space="preserve">StatefulSet</w:t>
+      </w:r>
+      <w:r>
+        <w:rPr>
+          <w:b/>
+          <w:bCs/>
+        </w:rPr>
+        <w:t xml:space="preserve"> </w:t>
+      </w:r>
+      <w:r>
+        <w:rPr>
+          <w:rStyle w:val="VerbatimChar"/>
+          <w:b/>
+          <w:bCs/>
+        </w:rPr>
+        <w:t xml:space="preserve">spec.serviceName</w:t>
+      </w:r>
+      <w:r>
+        <w:rPr>
+          <w:b/>
+          <w:bCs/>
+        </w:rPr>
+        <w:t xml:space="preserve"> </w:t>
+      </w:r>
+      <w:r>
+        <w:rPr>
+          <w:b/>
+          <w:bCs/>
+        </w:rPr>
+        <w:t xml:space="preserve">BẮT BUỘC trỏ Headless</w:t>
+      </w:r>
+      <w:r>
+        <w:t xml:space="preserve"> </w:t>
+      </w:r>
+      <w:r>
+        <w:t xml:space="preserve">— thiếu là pod có hostname nhưng không có DNS record.</w:t>
+      </w:r>
+    </w:p>
+    <w:p>
+      <w:pPr>
+        <w:pStyle w:val="BodyText"/>
+      </w:pPr>
+      <w:r>
+        <w:rPr>
+          <w:b/>
+          <w:bCs/>
+        </w:rPr>
+        <w:t xml:space="preserve">Workload điển hình</w:t>
+      </w:r>
+      <w:r>
+        <w:t xml:space="preserve">: PostgreSQL/MongoDB replica set, Kafka broker (advertised listener), Elasticsearch cluster discovery, Cassandra seed.</w:t>
+      </w:r>
+    </w:p>
+    <w:p>
+      <w:pPr>
+        <w:pStyle w:val="BodyText"/>
+      </w:pPr>
+      <w:r>
+        <w:rPr>
+          <w:b/>
+          <w:bCs/>
+        </w:rPr>
+        <w:t xml:space="preserve">Lab A++ Bitnami PostgreSQL</w:t>
+      </w:r>
+      <w:r>
+        <w:t xml:space="preserve"> </w:t>
+      </w:r>
+      <w:r>
+        <w:t xml:space="preserve">đẻ 2 Service:</w:t>
+      </w:r>
+      <w:r>
+        <w:t xml:space="preserve"> </w:t>
+      </w:r>
+      <w:r>
+        <w:t xml:space="preserve">-</w:t>
+      </w:r>
+      <w:r>
+        <w:t xml:space="preserve"> </w:t>
+      </w:r>
+      <w:r>
+        <w:rPr>
+          <w:rStyle w:val="VerbatimChar"/>
+        </w:rPr>
+        <w:t xml:space="preserve">db-postgresql</w:t>
+      </w:r>
+      <w:r>
+        <w:t xml:space="preserve"> </w:t>
+      </w:r>
+      <w:r>
+        <w:t xml:space="preserve">(ClusterIP thường) — client read/write LB tự động</w:t>
+      </w:r>
+      <w:r>
+        <w:t xml:space="preserve"> </w:t>
+      </w:r>
+      <w:r>
+        <w:t xml:space="preserve">-</w:t>
+      </w:r>
+      <w:r>
+        <w:t xml:space="preserve"> </w:t>
+      </w:r>
+      <w:r>
+        <w:rPr>
+          <w:rStyle w:val="VerbatimChar"/>
+        </w:rPr>
+        <w:t xml:space="preserve">db-postgresql-hl</w:t>
+      </w:r>
+      <w:r>
+        <w:t xml:space="preserve"> </w:t>
+      </w:r>
+      <w:r>
+        <w:t xml:space="preserve">(Headless) — cluster internal discovery + replica sync</w:t>
+      </w:r>
+    </w:p>
+    <w:bookmarkEnd w:id="51"/>
+    <w:bookmarkStart w:id="52" w:name="use-case-2-grpc-client-side-lb"/>
+    <w:p>
+      <w:pPr>
+        <w:pStyle w:val="Heading3"/>
+      </w:pPr>
+      <w:r>
+        <w:t xml:space="preserve">Use case 2: gRPC client-side LB</w:t>
+      </w:r>
+    </w:p>
+    <w:p>
+      <w:pPr>
+        <w:pStyle w:val="FirstParagraph"/>
+      </w:pPr>
+      <w:r>
+        <w:rPr>
+          <w:b/>
+          <w:bCs/>
+        </w:rPr>
+        <w:t xml:space="preserve">Vấn đề gRPC + ClusterIP</w:t>
+      </w:r>
+      <w:r>
+        <w:t xml:space="preserve">: gRPC dùng HTTP/2 long-lived connection. kube-proxy iptables/IPVS chỉ LB lúc thiết lập TCP. Sau đó mọi RPC dồn vào</w:t>
+      </w:r>
+      <w:r>
+        <w:t xml:space="preserve"> </w:t>
+      </w:r>
+      <w:r>
+        <w:rPr>
+          <w:b/>
+          <w:bCs/>
+        </w:rPr>
+        <w:t xml:space="preserve">1 pod</w:t>
+      </w:r>
+      <w:r>
+        <w:t xml:space="preserve"> </w:t>
+      </w:r>
+      <w:r>
+        <w:t xml:space="preserve">→ load lệch.</w:t>
+      </w:r>
+    </w:p>
+    <w:p>
+      <w:pPr>
+        <w:pStyle w:val="BodyText"/>
+      </w:pPr>
+      <w:r>
+        <w:rPr>
+          <w:b/>
+          <w:bCs/>
+        </w:rPr>
+        <w:t xml:space="preserve">Giải pháp Headless + gRPC round_robin</w:t>
+      </w:r>
+      <w:r>
+        <w:t xml:space="preserve">:</w:t>
+      </w:r>
+    </w:p>
+    <w:p>
+      <w:pPr>
+        <w:pStyle w:val="SourceCode"/>
+      </w:pPr>
+      <w:r>
+        <w:rPr>
+          <w:rStyle w:val="NormalTok"/>
+        </w:rPr>
+        <w:t xml:space="preserve">conn</w:t>
+      </w:r>
+      <w:r>
+        <w:rPr>
+          <w:rStyle w:val="OperatorTok"/>
+        </w:rPr>
+        <w:t xml:space="preserve">,</w:t>
+      </w:r>
+      <w:r>
+        <w:rPr>
+          <w:rStyle w:val="NormalTok"/>
+        </w:rPr>
+        <w:t xml:space="preserve"> _ </w:t>
+      </w:r>
+      <w:r>
+        <w:rPr>
+          <w:rStyle w:val="OperatorTok"/>
+        </w:rPr>
+        <w:t xml:space="preserve">:=</w:t>
+      </w:r>
+      <w:r>
+        <w:rPr>
+          <w:rStyle w:val="NormalTok"/>
+        </w:rPr>
+        <w:t xml:space="preserve"> grpc</w:t>
+      </w:r>
+      <w:r>
+        <w:rPr>
+          <w:rStyle w:val="OperatorTok"/>
+        </w:rPr>
+        <w:t xml:space="preserve">.</w:t>
+      </w:r>
+      <w:r>
+        <w:rPr>
+          <w:rStyle w:val="NormalTok"/>
+        </w:rPr>
+        <w:t xml:space="preserve">Dial</w:t>
+      </w:r>
+      <w:r>
+        <w:rPr>
+          <w:rStyle w:val="OperatorTok"/>
+        </w:rPr>
+        <w:t xml:space="preserve">(</w:t>
+      </w:r>
+      <w:r>
+        <w:br/>
+      </w:r>
+      <w:r>
+        <w:rPr>
+          <w:rStyle w:val="NormalTok"/>
+        </w:rPr>
+        <w:t xml:space="preserve">    </w:t>
+      </w:r>
+      <w:r>
+        <w:rPr>
+          <w:rStyle w:val="StringTok"/>
+        </w:rPr>
+        <w:t xml:space="preserve">"dns:///grpc-server-hl.dev.svc.cluster.local:50051"</w:t>
+      </w:r>
+      <w:r>
+        <w:rPr>
+          <w:rStyle w:val="OperatorTok"/>
+        </w:rPr>
+        <w:t xml:space="preserve">,</w:t>
+      </w:r>
+      <w:r>
+        <w:br/>
+      </w:r>
+      <w:r>
+        <w:rPr>
+          <w:rStyle w:val="NormalTok"/>
+        </w:rPr>
+        <w:t xml:space="preserve">    grpc</w:t>
+      </w:r>
+      <w:r>
+        <w:rPr>
+          <w:rStyle w:val="OperatorTok"/>
+        </w:rPr>
+        <w:t xml:space="preserve">.</w:t>
+      </w:r>
+      <w:r>
+        <w:rPr>
+          <w:rStyle w:val="NormalTok"/>
+        </w:rPr>
+        <w:t xml:space="preserve">WithDefaultServiceConfig</w:t>
+      </w:r>
+      <w:r>
+        <w:rPr>
+          <w:rStyle w:val="OperatorTok"/>
+        </w:rPr>
+        <w:t xml:space="preserve">(</w:t>
+      </w:r>
+      <w:r>
+        <w:rPr>
+          <w:rStyle w:val="StringTok"/>
+        </w:rPr>
+        <w:t xml:space="preserve">`{"loadBalancingConfig": [{"round_robin":{}}]}`</w:t>
+      </w:r>
+      <w:r>
+        <w:rPr>
+          <w:rStyle w:val="OperatorTok"/>
+        </w:rPr>
+        <w:t xml:space="preserve">),</w:t>
+      </w:r>
+      <w:r>
+        <w:br/>
+      </w:r>
+      <w:r>
+        <w:rPr>
+          <w:rStyle w:val="OperatorTok"/>
+        </w:rPr>
+        <w:t xml:space="preserve">)</w:t>
+      </w:r>
+    </w:p>
+    <w:p>
+      <w:pPr>
+        <w:pStyle w:val="FirstParagraph"/>
+      </w:pPr>
+      <w:r>
+        <w:t xml:space="preserve">gRPC client:</w:t>
+      </w:r>
+      <w:r>
+        <w:t xml:space="preserve"> </w:t>
+      </w:r>
+      <w:r>
+        <w:t xml:space="preserve">1. Query DNS → N Pod IP.</w:t>
+      </w:r>
+      <w:r>
+        <w:t xml:space="preserve"> </w:t>
+      </w:r>
+      <w:r>
+        <w:t xml:space="preserve">2. Mở</w:t>
+      </w:r>
+      <w:r>
+        <w:t xml:space="preserve"> </w:t>
+      </w:r>
+      <w:r>
+        <w:rPr>
+          <w:b/>
+          <w:bCs/>
+        </w:rPr>
+        <w:t xml:space="preserve">N connection</w:t>
+      </w:r>
+      <w:r>
+        <w:t xml:space="preserve"> </w:t>
+      </w:r>
+      <w:r>
+        <w:t xml:space="preserve">song song.</w:t>
+      </w:r>
+      <w:r>
+        <w:t xml:space="preserve"> </w:t>
+      </w:r>
+      <w:r>
+        <w:t xml:space="preserve">3. Mỗi RPC round-robin pick 1 connection.</w:t>
+      </w:r>
+      <w:r>
+        <w:t xml:space="preserve"> </w:t>
+      </w:r>
+      <w:r>
+        <w:t xml:space="preserve">4. DNS refresh 30s → cập nhật pool khi pod scale.</w:t>
+      </w:r>
+    </w:p>
+    <w:p>
+      <w:pPr>
+        <w:pStyle w:val="BodyText"/>
+      </w:pPr>
+      <w:r>
+        <w:rPr>
+          <w:b/>
+          <w:bCs/>
+        </w:rPr>
+        <w:t xml:space="preserve">Alternative</w:t>
+      </w:r>
+      <w:r>
+        <w:t xml:space="preserve">: Service Mesh (Istio, Linkerd) inject sidecar Envoy lo LB layer 7.</w:t>
+      </w:r>
+    </w:p>
+    <w:bookmarkEnd w:id="52"/>
+    <w:bookmarkStart w:id="53" w:name="use-case-3-custom-service-discovery"/>
+    <w:p>
+      <w:pPr>
+        <w:pStyle w:val="Heading3"/>
+      </w:pPr>
+      <w:r>
+        <w:t xml:space="preserve">Use case 3: Custom service discovery</w:t>
+      </w:r>
+    </w:p>
+    <w:p>
+      <w:pPr>
+        <w:pStyle w:val="FirstParagraph"/>
+      </w:pPr>
+      <w:r>
+        <w:t xml:space="preserve">App phân tán cần biết</w:t>
+      </w:r>
+      <w:r>
+        <w:t xml:space="preserve"> </w:t>
+      </w:r>
+      <w:r>
+        <w:rPr>
+          <w:b/>
+          <w:bCs/>
+        </w:rPr>
+        <w:t xml:space="preserve">tất cả peer</w:t>
+      </w:r>
+      <w:r>
+        <w:t xml:space="preserve"> </w:t>
+      </w:r>
+      <w:r>
+        <w:t xml:space="preserve">trong cluster (không LB tới 1 thằng):</w:t>
+      </w:r>
+      <w:r>
+        <w:t xml:space="preserve"> </w:t>
+      </w:r>
+      <w:r>
+        <w:t xml:space="preserve">-</w:t>
+      </w:r>
+      <w:r>
+        <w:t xml:space="preserve"> </w:t>
+      </w:r>
+      <w:r>
+        <w:rPr>
+          <w:b/>
+          <w:bCs/>
+        </w:rPr>
+        <w:t xml:space="preserve">Cassandra</w:t>
+      </w:r>
+      <w:r>
+        <w:t xml:space="preserve">: seed list, node join cluster phải biết IP seed.</w:t>
+      </w:r>
+      <w:r>
+        <w:t xml:space="preserve"> </w:t>
+      </w:r>
+      <w:r>
+        <w:t xml:space="preserve">-</w:t>
+      </w:r>
+      <w:r>
+        <w:t xml:space="preserve"> </w:t>
+      </w:r>
+      <w:r>
+        <w:rPr>
+          <w:b/>
+          <w:bCs/>
+        </w:rPr>
+        <w:t xml:space="preserve">Hazelcast / Apache Ignite</w:t>
+      </w:r>
+      <w:r>
+        <w:t xml:space="preserve">: in-memory grid replicate data.</w:t>
+      </w:r>
+      <w:r>
+        <w:t xml:space="preserve"> </w:t>
+      </w:r>
+      <w:r>
+        <w:t xml:space="preserve">-</w:t>
+      </w:r>
+      <w:r>
+        <w:t xml:space="preserve"> </w:t>
+      </w:r>
+      <w:r>
+        <w:rPr>
+          <w:b/>
+          <w:bCs/>
+        </w:rPr>
+        <w:t xml:space="preserve">Redis Cluster</w:t>
+      </w:r>
+      <w:r>
+        <w:t xml:space="preserve">: client cần list master/slave để route key.</w:t>
+      </w:r>
+      <w:r>
+        <w:t xml:space="preserve"> </w:t>
+      </w:r>
+      <w:r>
+        <w:t xml:space="preserve">-</w:t>
+      </w:r>
+      <w:r>
+        <w:t xml:space="preserve"> </w:t>
+      </w:r>
+      <w:r>
+        <w:rPr>
+          <w:b/>
+          <w:bCs/>
+        </w:rPr>
+        <w:t xml:space="preserve">Operator pattern</w:t>
+      </w:r>
+      <w:r>
+        <w:t xml:space="preserve">: backup operator quét từng pod database snapshot riêng.</w:t>
+      </w:r>
+    </w:p>
+    <w:p>
+      <w:pPr>
+        <w:pStyle w:val="SourceCode"/>
+      </w:pPr>
+      <w:r>
+        <w:rPr>
+          <w:rStyle w:val="ImportTok"/>
+        </w:rPr>
+        <w:t xml:space="preserve">import</w:t>
+      </w:r>
+      <w:r>
+        <w:rPr>
+          <w:rStyle w:val="NormalTok"/>
+        </w:rPr>
+        <w:t xml:space="preserve"> socket</w:t>
+      </w:r>
+      <w:r>
+        <w:br/>
+      </w:r>
+      <w:r>
+        <w:rPr>
+          <w:rStyle w:val="NormalTok"/>
+        </w:rPr>
+        <w:t xml:space="preserve">peers </w:t>
+      </w:r>
+      <w:r>
+        <w:rPr>
+          <w:rStyle w:val="OperatorTok"/>
+        </w:rPr>
+        <w:t xml:space="preserve">=</w:t>
+      </w:r>
+      <w:r>
+        <w:rPr>
+          <w:rStyle w:val="NormalTok"/>
+        </w:rPr>
+        <w:t xml:space="preserve"> socket.gethostbyname_ex(</w:t>
+      </w:r>
+      <w:r>
+        <w:rPr>
+          <w:rStyle w:val="StringTok"/>
+        </w:rPr>
+        <w:t xml:space="preserve">'cassandra-hl.dev.svc.cluster.local'</w:t>
+      </w:r>
+      <w:r>
+        <w:rPr>
+          <w:rStyle w:val="NormalTok"/>
+        </w:rPr>
+        <w:t xml:space="preserve">)[</w:t>
+      </w:r>
+      <w:r>
+        <w:rPr>
+          <w:rStyle w:val="DecValTok"/>
+        </w:rPr>
+        <w:t xml:space="preserve">2</w:t>
+      </w:r>
+      <w:r>
+        <w:rPr>
+          <w:rStyle w:val="NormalTok"/>
+        </w:rPr>
+        <w:t xml:space="preserve">]</w:t>
+      </w:r>
+      <w:r>
+        <w:br/>
+      </w:r>
+      <w:r>
+        <w:rPr>
+          <w:rStyle w:val="CommentTok"/>
+        </w:rPr>
+        <w:t xml:space="preserve"># ['10.0.1.23', '10.0.2.45', '10.0.3.67']</w:t>
+      </w:r>
+    </w:p>
+    <w:p>
+      <w:pPr>
+        <w:pStyle w:val="FirstParagraph"/>
+      </w:pPr>
+      <w:r>
+        <w:t xml:space="preserve">→ Headless =</w:t>
+      </w:r>
+      <w:r>
+        <w:t xml:space="preserve"> </w:t>
+      </w:r>
+      <w:r>
+        <w:rPr>
+          <w:b/>
+          <w:bCs/>
+        </w:rPr>
+        <w:t xml:space="preserve">DNS-based service registry</w:t>
+      </w:r>
+      <w:r>
+        <w:t xml:space="preserve"> </w:t>
+      </w:r>
+      <w:r>
+        <w:t xml:space="preserve">miễn phí.</w:t>
+      </w:r>
+    </w:p>
+    <w:bookmarkEnd w:id="53"/>
+    <w:bookmarkStart w:id="54" w:name="anchor-để-nhớ-4"/>
+    <w:p>
+      <w:pPr>
+        <w:pStyle w:val="Heading3"/>
+      </w:pPr>
+      <w:r>
+        <w:t xml:space="preserve">Anchor để nhớ</w:t>
+      </w:r>
+    </w:p>
+    <w:p>
+      <w:pPr>
+        <w:pStyle w:val="BlockText"/>
+      </w:pPr>
+      <w:r>
+        <w:rPr>
+          <w:b/>
+          <w:bCs/>
+        </w:rPr>
+        <w:t xml:space="preserve">Headless</w:t>
+      </w:r>
+      <w:r>
+        <w:rPr>
+          <w:b/>
+          <w:bCs/>
+        </w:rPr>
+        <w:t xml:space="preserve"> </w:t>
+      </w:r>
+      <w:r>
+        <w:rPr>
+          <w:rStyle w:val="VerbatimChar"/>
+          <w:b/>
+          <w:bCs/>
+        </w:rPr>
+        <w:t xml:space="preserve">clusterIP: None</w:t>
+      </w:r>
+      <w:r>
+        <w:rPr>
+          <w:b/>
+          <w:bCs/>
+        </w:rPr>
+        <w:t xml:space="preserve"> </w:t>
+      </w:r>
+      <w:r>
+        <w:rPr>
+          <w:b/>
+          <w:bCs/>
+        </w:rPr>
+        <w:t xml:space="preserve">→ DNS trả N Pod IP thẳng, không VIP, không iptables. Client tự pick pod.</w:t>
+      </w:r>
+      <w:r>
+        <w:t xml:space="preserve"> </w:t>
+      </w:r>
+      <w:r>
+        <w:rPr>
+          <w:b/>
+          <w:bCs/>
+        </w:rPr>
+        <w:t xml:space="preserve">Use case 1 (chính): StatefulSet — stable per-pod hostname cho PostgreSQL/MongoDB/Kafka/Cassandra.</w:t>
+      </w:r>
+      <w:r>
+        <w:t xml:space="preserve"> </w:t>
+      </w:r>
+      <w:r>
+        <w:rPr>
+          <w:b/>
+          <w:bCs/>
+        </w:rPr>
+        <w:t xml:space="preserve">Use case 2: gRPC client-side LB — tránh long-lived connection dồn 1 pod.</w:t>
+      </w:r>
+      <w:r>
+        <w:t xml:space="preserve"> </w:t>
+      </w:r>
+      <w:r>
+        <w:rPr>
+          <w:b/>
+          <w:bCs/>
+        </w:rPr>
+        <w:t xml:space="preserve">Use case 3: Custom service discovery — Cassandra/Hazelcast/operator quét từng peer.</w:t>
+      </w:r>
+      <w:r>
+        <w:t xml:space="preserve"> </w:t>
+      </w:r>
+      <w:r>
+        <w:rPr>
+          <w:b/>
+          <w:bCs/>
+        </w:rPr>
+        <w:t xml:space="preserve">StatefulSet</w:t>
+      </w:r>
+      <w:r>
+        <w:rPr>
+          <w:b/>
+          <w:bCs/>
+        </w:rPr>
+        <w:t xml:space="preserve"> </w:t>
+      </w:r>
+      <w:r>
+        <w:rPr>
+          <w:rStyle w:val="VerbatimChar"/>
+          <w:b/>
+          <w:bCs/>
+        </w:rPr>
+        <w:t xml:space="preserve">spec.serviceName</w:t>
+      </w:r>
+      <w:r>
+        <w:rPr>
+          <w:b/>
+          <w:bCs/>
+        </w:rPr>
+        <w:t xml:space="preserve"> </w:t>
+      </w:r>
+      <w:r>
+        <w:rPr>
+          <w:b/>
+          <w:bCs/>
+        </w:rPr>
+        <w:t xml:space="preserve">BẮT BUỘC trỏ Headless → thiếu = stateful gãy.</w:t>
+      </w:r>
+    </w:p>
+    <w:bookmarkEnd w:id="54"/>
+    <w:bookmarkStart w:id="55" w:name="bẫy-phỏng-vấn-thường-gặp-4"/>
+    <w:p>
+      <w:pPr>
+        <w:pStyle w:val="Heading3"/>
+      </w:pPr>
+      <w:r>
+        <w:t xml:space="preserve">Bẫy phỏng vấn thường gặp</w:t>
+      </w:r>
+    </w:p>
+    <w:p>
+      <w:pPr>
+        <w:pStyle w:val="Compact"/>
+        <w:numPr>
+          <w:ilvl w:val="0"/>
+          <w:numId w:val="1013"/>
+        </w:numPr>
+      </w:pPr>
+      <w:r>
+        <w:t xml:space="preserve">“Headless không có ClusterIP thì pod gọi sao?”</w:t>
+      </w:r>
+      <w:r>
+        <w:t xml:space="preserve"> </w:t>
+      </w:r>
+      <w:r>
+        <w:t xml:space="preserve">→ Qua DNS. Client tự pick IP trong N record.</w:t>
+      </w:r>
+    </w:p>
+    <w:p>
+      <w:pPr>
+        <w:pStyle w:val="Compact"/>
+        <w:numPr>
+          <w:ilvl w:val="0"/>
+          <w:numId w:val="1013"/>
+        </w:numPr>
+      </w:pPr>
+      <w:r>
+        <w:t xml:space="preserve">“StatefulSet không có Headless được không?”</w:t>
+      </w:r>
+      <w:r>
+        <w:t xml:space="preserve"> </w:t>
+      </w:r>
+      <w:r>
+        <w:t xml:space="preserve">→ Deploy được nhưng không có stable per-pod DNS → mất ý nghĩa StatefulSet.</w:t>
+      </w:r>
+    </w:p>
+    <w:p>
+      <w:pPr>
+        <w:pStyle w:val="Compact"/>
+        <w:numPr>
+          <w:ilvl w:val="0"/>
+          <w:numId w:val="1013"/>
+        </w:numPr>
+      </w:pPr>
+      <w:r>
+        <w:t xml:space="preserve">“gRPC dùng Service ClusterIP thường gặp vấn đề gì?”</w:t>
+      </w:r>
+      <w:r>
+        <w:t xml:space="preserve"> </w:t>
+      </w:r>
+      <w:r>
+        <w:t xml:space="preserve">→ Long-lived HTTP/2 dồn vào 1 pod, load lệch. Fix Headless + client round_robin hoặc service mesh.</w:t>
+      </w:r>
+    </w:p>
+    <w:p>
+      <w:pPr>
+        <w:pStyle w:val="Compact"/>
+        <w:numPr>
+          <w:ilvl w:val="0"/>
+          <w:numId w:val="1013"/>
+        </w:numPr>
+      </w:pPr>
+      <w:r>
+        <w:t xml:space="preserve">“Headless còn có thể tạo bằng kiểu nào khác?”</w:t>
+      </w:r>
+      <w:r>
+        <w:t xml:space="preserve"> </w:t>
+      </w:r>
+      <w:r>
+        <w:t xml:space="preserve">→ Service không có selector (manual Endpoints) cũng là Headless implicit — admin tự maintain danh sách IP.</w:t>
+      </w:r>
+    </w:p>
+    <w:bookmarkEnd w:id="55"/>
+    <w:bookmarkStart w:id="56" w:name="star-hook-lab-a-4"/>
+    <w:p>
+      <w:pPr>
+        <w:pStyle w:val="Heading3"/>
+      </w:pPr>
+      <w:r>
+        <w:t xml:space="preserve">STAR hook Lab A++</w:t>
+      </w:r>
+    </w:p>
+    <w:p>
+      <w:pPr>
+        <w:pStyle w:val="FirstParagraph"/>
+      </w:pPr>
+      <w:r>
+        <w:rPr>
+          <w:b/>
+          <w:bCs/>
+        </w:rPr>
+        <w:t xml:space="preserve">Sub-comp 9 ESO Lab A++ (UI Console mode)</w:t>
+      </w:r>
+      <w:r>
+        <w:t xml:space="preserve">: External Secrets Operator cài qua Helm; tạo</w:t>
+      </w:r>
+      <w:r>
+        <w:t xml:space="preserve"> </w:t>
+      </w:r>
+      <w:r>
+        <w:rPr>
+          <w:rStyle w:val="VerbatimChar"/>
+        </w:rPr>
+        <w:t xml:space="preserve">ExternalSecret</w:t>
+      </w:r>
+      <w:r>
+        <w:t xml:space="preserve"> </w:t>
+      </w:r>
+      <w:r>
+        <w:t xml:space="preserve">+</w:t>
+      </w:r>
+      <w:r>
+        <w:t xml:space="preserve"> </w:t>
+      </w:r>
+      <w:r>
+        <w:rPr>
+          <w:rStyle w:val="VerbatimChar"/>
+        </w:rPr>
+        <w:t xml:space="preserve">SecretStore</w:t>
+      </w:r>
+      <w:r>
+        <w:t xml:space="preserve"> </w:t>
+      </w:r>
+      <w:r>
+        <w:t xml:space="preserve">CRD. ESO controller không cần Headless (nó là controller xử lý CRD, không phải data plane).</w:t>
+      </w:r>
+    </w:p>
+    <w:p>
+      <w:pPr>
+        <w:pStyle w:val="BodyText"/>
+      </w:pPr>
+      <w:r>
+        <w:rPr>
+          <w:b/>
+          <w:bCs/>
+        </w:rPr>
+        <w:t xml:space="preserve">Lab A cũ Bitnami PostgreSQL</w:t>
+      </w:r>
+      <w:r>
+        <w:t xml:space="preserve"> </w:t>
+      </w:r>
+      <w:r>
+        <w:t xml:space="preserve">(đã chạy trước SCP block RDS): Helm chart Bitnami auto đẻ Headless</w:t>
+      </w:r>
+      <w:r>
+        <w:t xml:space="preserve"> </w:t>
+      </w:r>
+      <w:r>
+        <w:rPr>
+          <w:rStyle w:val="VerbatimChar"/>
+        </w:rPr>
+        <w:t xml:space="preserve">db-postgresql-hl</w:t>
+      </w:r>
+      <w:r>
+        <w:t xml:space="preserve"> </w:t>
+      </w:r>
+      <w:r>
+        <w:t xml:space="preserve">+ Service thường</w:t>
+      </w:r>
+      <w:r>
+        <w:t xml:space="preserve"> </w:t>
+      </w:r>
+      <w:r>
+        <w:rPr>
+          <w:rStyle w:val="VerbatimChar"/>
+        </w:rPr>
+        <w:t xml:space="preserve">db-postgresql</w:t>
+      </w:r>
+      <w:r>
+        <w:t xml:space="preserve">. Anh không phải config thủ công — Bitnami template đã đúng pattern StatefulSet+Headless.</w:t>
+      </w:r>
+    </w:p>
+    <w:p>
+      <w:pPr>
+        <w:pStyle w:val="BodyText"/>
+      </w:pPr>
+      <w:r>
+        <w:rPr>
+          <w:b/>
+          <w:bCs/>
+        </w:rPr>
+        <w:t xml:space="preserve">Senior câu hỏi đào sâu</w:t>
+      </w:r>
+      <w:r>
+        <w:t xml:space="preserve">:</w:t>
+      </w:r>
+      <w:r>
+        <w:t xml:space="preserve"> </w:t>
+      </w:r>
+      <w:r>
+        <w:t xml:space="preserve">“Vì sao Bitnami đẻ cả 2 Service?”</w:t>
+      </w:r>
+      <w:r>
+        <w:t xml:space="preserve"> </w:t>
+      </w:r>
+      <w:r>
+        <w:t xml:space="preserve">→ Service thường cho</w:t>
+      </w:r>
+      <w:r>
+        <w:t xml:space="preserve"> </w:t>
+      </w:r>
+      <w:r>
+        <w:rPr>
+          <w:b/>
+          <w:bCs/>
+        </w:rPr>
+        <w:t xml:space="preserve">app client</w:t>
+      </w:r>
+      <w:r>
+        <w:t xml:space="preserve"> </w:t>
+      </w:r>
+      <w:r>
+        <w:t xml:space="preserve">(load balance request), Headless cho</w:t>
+      </w:r>
+      <w:r>
+        <w:t xml:space="preserve"> </w:t>
+      </w:r>
+      <w:r>
+        <w:rPr>
+          <w:b/>
+          <w:bCs/>
+        </w:rPr>
+        <w:t xml:space="preserve">cluster internal</w:t>
+      </w:r>
+      <w:r>
+        <w:t xml:space="preserve"> </w:t>
+      </w:r>
+      <w:r>
+        <w:t xml:space="preserve">(replica sync với primary qua hostname stable). Tách 2 vai trò tránh app client query phải đụng DNS records N pod khi chỉ cần 1 entry point.</w:t>
+      </w:r>
+    </w:p>
+    <w:p>
+      <w:r>
+        <w:pict>
+          <v:rect style="width:0;height:1.5pt" o:hralign="center" o:hrstd="t" o:hr="t"/>
+        </w:pict>
+      </w:r>
+    </w:p>
+    <w:bookmarkEnd w:id="56"/>
+    <w:bookmarkEnd w:id="57"/>
+    <w:bookmarkStart w:id="58" w:name="tổng-kết-d2-2026-05-12"/>
+    <w:p>
+      <w:pPr>
+        <w:pStyle w:val="Heading2"/>
+      </w:pPr>
+      <w:r>
+        <w:t xml:space="preserve">Tổng kết D2 (2026-05-12)</w:t>
+      </w:r>
+    </w:p>
+    <w:tbl>
+      <w:tblPr>
+        <w:tblStyle w:val="Table"/>
+        <w:tblW w:type="pct" w:w="5000"/>
+        <w:tblLayout w:type="fixed"/>
+        <w:tblLook w:firstRow="1" w:lastRow="0" w:firstColumn="0" w:lastColumn="0" w:noHBand="0" w:noVBand="0" w:val="0020"/>
+      </w:tblPr>
+      <w:tblGrid>
+        <w:gridCol w:w="1584"/>
+        <w:gridCol w:w="1584"/>
+        <w:gridCol w:w="1584"/>
+        <w:gridCol w:w="1584"/>
+        <w:gridCol w:w="1584"/>
+      </w:tblGrid>
+      <w:tr>
+        <w:trPr>
+          <w:tblHeader w:val="on"/>
+        </w:trPr>
+        <w:tc>
+          <w:tcPr/>
+          <w:p>
+            <w:pPr>
+              <w:pStyle w:val="Compact"/>
+            </w:pPr>
+            <w:r>
+              <w:t xml:space="preserve">Q</w:t>
+            </w:r>
+          </w:p>
+        </w:tc>
+        <w:tc>
+          <w:tcPr/>
+          <w:p>
+            <w:pPr>
+              <w:pStyle w:val="Compact"/>
+            </w:pPr>
+            <w:r>
+              <w:t xml:space="preserve">Level</w:t>
+            </w:r>
+          </w:p>
+        </w:tc>
+        <w:tc>
+          <w:tcPr/>
+          <w:p>
+            <w:pPr>
+              <w:pStyle w:val="Compact"/>
+            </w:pPr>
+            <w:r>
+              <w:t xml:space="preserve">Chủ đề</w:t>
+            </w:r>
+          </w:p>
+        </w:tc>
+        <w:tc>
+          <w:tcPr/>
+          <w:p>
+            <w:pPr>
+              <w:pStyle w:val="Compact"/>
+            </w:pPr>
+            <w:r>
+              <w:t xml:space="preserve">Khởi đầu</w:t>
+            </w:r>
+          </w:p>
+        </w:tc>
+        <w:tc>
+          <w:tcPr/>
+          <w:p>
+            <w:pPr>
+              <w:pStyle w:val="Compact"/>
+            </w:pPr>
+            <w:r>
+              <w:t xml:space="preserve">Sau giảng</w:t>
+            </w:r>
+          </w:p>
+        </w:tc>
+      </w:tr>
+      <w:tr>
+        <w:tc>
+          <w:tcPr/>
+          <w:p>
+            <w:pPr>
+              <w:pStyle w:val="Compact"/>
+            </w:pPr>
+            <w:r>
+              <w:t xml:space="preserve">Q6</w:t>
+            </w:r>
+          </w:p>
+        </w:tc>
+        <w:tc>
+          <w:tcPr/>
+          <w:p>
+            <w:pPr>
+              <w:pStyle w:val="Compact"/>
+            </w:pPr>
+            <w:r>
+              <w:t xml:space="preserve">MID</w:t>
+            </w:r>
+          </w:p>
+        </w:tc>
+        <w:tc>
+          <w:tcPr/>
+          <w:p>
+            <w:pPr>
+              <w:pStyle w:val="Compact"/>
+            </w:pPr>
+            <w:r>
+              <w:t xml:space="preserve">ClusterIP/NodePort/LoadBalancer</w:t>
+            </w:r>
+          </w:p>
+        </w:tc>
+        <w:tc>
+          <w:tcPr/>
+          <w:p>
+            <w:pPr>
+              <w:pStyle w:val="Compact"/>
+            </w:pPr>
+            <w:r>
+              <w:t xml:space="preserve">Junior (confuse ClusterIP=Pod IP)</w:t>
+            </w:r>
+          </w:p>
+        </w:tc>
+        <w:tc>
+          <w:tcPr/>
+          <w:p>
+            <w:pPr>
+              <w:pStyle w:val="Compact"/>
+            </w:pPr>
+            <w:r>
+              <w:t xml:space="preserve">Mid</w:t>
+            </w:r>
+          </w:p>
+        </w:tc>
+      </w:tr>
+      <w:tr>
+        <w:tc>
+          <w:tcPr/>
+          <w:p>
+            <w:pPr>
+              <w:pStyle w:val="Compact"/>
+            </w:pPr>
+            <w:r>
+              <w:t xml:space="preserve">Q7</w:t>
+            </w:r>
+          </w:p>
+        </w:tc>
+        <w:tc>
+          <w:tcPr/>
+          <w:p>
+            <w:pPr>
+              <w:pStyle w:val="Compact"/>
+            </w:pPr>
+            <w:r>
+              <w:t xml:space="preserve">MID+</w:t>
+            </w:r>
+          </w:p>
+        </w:tc>
+        <w:tc>
+          <w:tcPr/>
+          <w:p>
+            <w:pPr>
+              <w:pStyle w:val="Compact"/>
+            </w:pPr>
+            <w:r>
+              <w:t xml:space="preserve">kube-proxy iptables vs IPVS</w:t>
+            </w:r>
+          </w:p>
+        </w:tc>
+        <w:tc>
+          <w:tcPr/>
+          <w:p>
+            <w:pPr>
+              <w:pStyle w:val="Compact"/>
+            </w:pPr>
+            <w:r>
+              <w:t xml:space="preserve">Junior (chưa học)</w:t>
+            </w:r>
+          </w:p>
+        </w:tc>
+        <w:tc>
+          <w:tcPr/>
+          <w:p>
+            <w:pPr>
+              <w:pStyle w:val="Compact"/>
+            </w:pPr>
+            <w:r>
+              <w:t xml:space="preserve">Mid</w:t>
+            </w:r>
+          </w:p>
+        </w:tc>
+      </w:tr>
+      <w:tr>
+        <w:tc>
+          <w:tcPr/>
+          <w:p>
+            <w:pPr>
+              <w:pStyle w:val="Compact"/>
+            </w:pPr>
+            <w:r>
+              <w:t xml:space="preserve">Q8</w:t>
+            </w:r>
+          </w:p>
+        </w:tc>
+        <w:tc>
+          <w:tcPr/>
+          <w:p>
+            <w:pPr>
+              <w:pStyle w:val="Compact"/>
+            </w:pPr>
+            <w:r>
+              <w:t xml:space="preserve">MID</w:t>
+            </w:r>
+          </w:p>
+        </w:tc>
+        <w:tc>
+          <w:tcPr/>
+          <w:p>
+            <w:pPr>
+              <w:pStyle w:val="Compact"/>
+            </w:pPr>
+            <w:r>
+              <w:t xml:space="preserve">Endpoints vs EndpointSlice</w:t>
+            </w:r>
+          </w:p>
+        </w:tc>
+        <w:tc>
+          <w:tcPr/>
+          <w:p>
+            <w:pPr>
+              <w:pStyle w:val="Compact"/>
+            </w:pPr>
+            <w:r>
+              <w:t xml:space="preserve">Junior (chưa học)</w:t>
+            </w:r>
+          </w:p>
+        </w:tc>
+        <w:tc>
+          <w:tcPr/>
+          <w:p>
+            <w:pPr>
+              <w:pStyle w:val="Compact"/>
+            </w:pPr>
+            <w:r>
+              <w:t xml:space="preserve">Mid</w:t>
+            </w:r>
+          </w:p>
+        </w:tc>
+      </w:tr>
+      <w:tr>
+        <w:tc>
+          <w:tcPr/>
+          <w:p>
+            <w:pPr>
+              <w:pStyle w:val="Compact"/>
+            </w:pPr>
+            <w:r>
+              <w:t xml:space="preserve">Q9</w:t>
+            </w:r>
+          </w:p>
+        </w:tc>
+        <w:tc>
+          <w:tcPr/>
+          <w:p>
+            <w:pPr>
+              <w:pStyle w:val="Compact"/>
+            </w:pPr>
+            <w:r>
+              <w:t xml:space="preserve">MID</w:t>
+            </w:r>
+          </w:p>
+        </w:tc>
+        <w:tc>
+          <w:tcPr/>
+          <w:p>
+            <w:pPr>
+              <w:pStyle w:val="Compact"/>
+            </w:pPr>
+            <w:r>
+              <w:t xml:space="preserve">DNS resolution + ndots</w:t>
+            </w:r>
+          </w:p>
+        </w:tc>
+        <w:tc>
+          <w:tcPr/>
+          <w:p>
+            <w:pPr>
+              <w:pStyle w:val="Compact"/>
+            </w:pPr>
+            <w:r>
+              <w:t xml:space="preserve">Junior (chưa học)</w:t>
+            </w:r>
+          </w:p>
+        </w:tc>
+        <w:tc>
+          <w:tcPr/>
+          <w:p>
+            <w:pPr>
+              <w:pStyle w:val="Compact"/>
+            </w:pPr>
+            <w:r>
+              <w:t xml:space="preserve">Mid</w:t>
+            </w:r>
+          </w:p>
+        </w:tc>
+      </w:tr>
+      <w:tr>
+        <w:tc>
+          <w:tcPr/>
+          <w:p>
+            <w:pPr>
+              <w:pStyle w:val="Compact"/>
+            </w:pPr>
+            <w:r>
+              <w:t xml:space="preserve">Q10</w:t>
+            </w:r>
+          </w:p>
+        </w:tc>
+        <w:tc>
+          <w:tcPr/>
+          <w:p>
+            <w:pPr>
+              <w:pStyle w:val="Compact"/>
+            </w:pPr>
+            <w:r>
+              <w:t xml:space="preserve">MID</w:t>
+            </w:r>
+          </w:p>
+        </w:tc>
+        <w:tc>
+          <w:tcPr/>
+          <w:p>
+            <w:pPr>
+              <w:pStyle w:val="Compact"/>
+            </w:pPr>
+            <w:r>
+              <w:t xml:space="preserve">Headless service</w:t>
+            </w:r>
+          </w:p>
+        </w:tc>
+        <w:tc>
+          <w:tcPr/>
+          <w:p>
+            <w:pPr>
+              <w:pStyle w:val="Compact"/>
+            </w:pPr>
+            <w:r>
+              <w:t xml:space="preserve">Junior (chưa học)</w:t>
+            </w:r>
+          </w:p>
+        </w:tc>
+        <w:tc>
+          <w:tcPr/>
+          <w:p>
+            <w:pPr>
+              <w:pStyle w:val="Compact"/>
+            </w:pPr>
+            <w:r>
+              <w:t xml:space="preserve">Mid</w:t>
+            </w:r>
+          </w:p>
+        </w:tc>
+      </w:tr>
+    </w:tbl>
+    <w:p>
+      <w:pPr>
+        <w:pStyle w:val="BodyText"/>
+      </w:pPr>
+      <w:r>
+        <w:rPr>
+          <w:b/>
+          <w:bCs/>
+        </w:rPr>
+        <w:t xml:space="preserve">Điểm tổng D2</w:t>
+      </w:r>
+      <w:r>
+        <w:t xml:space="preserve">:</w:t>
+      </w:r>
+      <w:r>
+        <w:t xml:space="preserve"> </w:t>
+      </w:r>
+      <w:r>
+        <w:rPr>
+          <w:b/>
+          <w:bCs/>
+        </w:rPr>
+        <w:t xml:space="preserve">Junior → Mid</w:t>
+      </w:r>
+      <w:r>
+        <w:t xml:space="preserve">.</w:t>
+      </w:r>
+    </w:p>
+    <w:p>
+      <w:pPr>
+        <w:pStyle w:val="BodyText"/>
+      </w:pPr>
+      <w:r>
+        <w:rPr>
+          <w:b/>
+          <w:bCs/>
+        </w:rPr>
+        <w:t xml:space="preserve">Anchor cốt lõi cần khắc sâu (sẽ test retention D3-D7)</w:t>
+      </w:r>
+      <w:r>
+        <w:t xml:space="preserve">:</w:t>
+      </w:r>
+      <w:r>
+        <w:t xml:space="preserve"> </w:t>
+      </w:r>
+      <w:r>
+        <w:t xml:space="preserve">1.</w:t>
+      </w:r>
+      <w:r>
+        <w:t xml:space="preserve"> </w:t>
+      </w:r>
+      <w:r>
+        <w:rPr>
+          <w:b/>
+          <w:bCs/>
+        </w:rPr>
+        <w:t xml:space="preserve">Pod IP (CNI cấp, thật trên ENI) ≠ ClusterIP (VIP ảo, chỉ tồn tại trong rule iptables)</w:t>
+      </w:r>
+      <w:r>
+        <w:t xml:space="preserve">.</w:t>
+      </w:r>
+      <w:r>
+        <w:t xml:space="preserve"> </w:t>
+      </w:r>
+      <w:r>
+        <w:t xml:space="preserve">2.</w:t>
+      </w:r>
+      <w:r>
+        <w:t xml:space="preserve"> </w:t>
+      </w:r>
+      <w:r>
+        <w:rPr>
+          <w:b/>
+          <w:bCs/>
+        </w:rPr>
+        <w:t xml:space="preserve">kube-proxy = thư ký viết rule, KHÔNG cầm packet</w:t>
+      </w:r>
+      <w:r>
+        <w:t xml:space="preserve">. Trigger là EndpointSlice (Pod Ready), không phải Pod IP.</w:t>
+      </w:r>
+      <w:r>
+        <w:t xml:space="preserve"> </w:t>
+      </w:r>
+      <w:r>
+        <w:t xml:space="preserve">3.</w:t>
+      </w:r>
+      <w:r>
+        <w:t xml:space="preserve"> </w:t>
+      </w:r>
+      <w:r>
+        <w:rPr>
+          <w:b/>
+          <w:bCs/>
+        </w:rPr>
+        <w:t xml:space="preserve">ALB IP mode bypass ClusterIP</w:t>
+      </w:r>
+      <w:r>
+        <w:t xml:space="preserve">: external traffic North-South không qua kube-proxy. ClusterIP chỉ phục vụ East-West.</w:t>
+      </w:r>
+      <w:r>
+        <w:t xml:space="preserve"> </w:t>
+      </w:r>
+      <w:r>
+        <w:t xml:space="preserve">4.</w:t>
+      </w:r>
+      <w:r>
+        <w:t xml:space="preserve"> </w:t>
+      </w:r>
+      <w:r>
+        <w:rPr>
+          <w:b/>
+          <w:bCs/>
+        </w:rPr>
+        <w:t xml:space="preserve">EndpointSlice chia ≤100 endpoint/slice</w:t>
+      </w:r>
+      <w:r>
+        <w:t xml:space="preserve">, scale O(slice). Endpoints legacy O(N) vướng etcd 1.5MB.</w:t>
+      </w:r>
+      <w:r>
+        <w:t xml:space="preserve"> </w:t>
+      </w:r>
+      <w:r>
+        <w:t xml:space="preserve">5.</w:t>
+      </w:r>
+      <w:r>
+        <w:t xml:space="preserve"> </w:t>
+      </w:r>
+      <w:r>
+        <w:rPr>
+          <w:b/>
+          <w:bCs/>
+        </w:rPr>
+        <w:t xml:space="preserve">DNS schema</w:t>
+      </w:r>
+      <w:r>
+        <w:rPr>
+          <w:b/>
+          <w:bCs/>
+        </w:rPr>
+        <w:t xml:space="preserve"> </w:t>
+      </w:r>
+      <w:r>
+        <w:rPr>
+          <w:rStyle w:val="VerbatimChar"/>
+          <w:b/>
+          <w:bCs/>
+        </w:rPr>
+        <w:t xml:space="preserve">&lt;svc&gt;.&lt;ns&gt;.svc.cluster.local</w:t>
+      </w:r>
+      <w:r>
+        <w:t xml:space="preserve">. ndots:5 → short name tiện internal, đắt external.</w:t>
+      </w:r>
+      <w:r>
+        <w:t xml:space="preserve"> </w:t>
+      </w:r>
+      <w:r>
+        <w:t xml:space="preserve">6.</w:t>
+      </w:r>
+      <w:r>
+        <w:t xml:space="preserve"> </w:t>
+      </w:r>
+      <w:r>
+        <w:rPr>
+          <w:b/>
+          <w:bCs/>
+        </w:rPr>
+        <w:t xml:space="preserve">Headless = bỏ VIP, đẩy LB xuống client</w:t>
+      </w:r>
+      <w:r>
+        <w:t xml:space="preserve">. StatefulSet bắt buộc Headless cho stable per-pod hostname.</w:t>
+      </w:r>
+    </w:p>
+    <w:bookmarkEnd w:id="58"/>
+    <w:bookmarkEnd w:id="59"/>
     <w:sectPr>
       <w:footnotePr>
         <w:numRestart w:val="eachSect"/>
@@ -3726,6 +9192,111 @@
     </w:lvlOverride>
   </w:num>
   <w:num w:numId="1005">
+    <w:abstractNumId w:val="991"/>
+  </w:num>
+  <w:num w:numId="1006">
+    <w:abstractNumId w:val="99411"/>
+    <w:lvlOverride w:ilvl="0">
+      <w:startOverride w:val="1"/>
+    </w:lvlOverride>
+    <w:lvlOverride w:ilvl="1">
+      <w:startOverride w:val="1"/>
+    </w:lvlOverride>
+    <w:lvlOverride w:ilvl="2">
+      <w:startOverride w:val="1"/>
+    </w:lvlOverride>
+    <w:lvlOverride w:ilvl="3">
+      <w:startOverride w:val="1"/>
+    </w:lvlOverride>
+    <w:lvlOverride w:ilvl="4">
+      <w:startOverride w:val="1"/>
+    </w:lvlOverride>
+    <w:lvlOverride w:ilvl="5">
+      <w:startOverride w:val="1"/>
+    </w:lvlOverride>
+    <w:lvlOverride w:ilvl="6">
+      <w:startOverride w:val="1"/>
+    </w:lvlOverride>
+    <w:lvlOverride w:ilvl="7">
+      <w:startOverride w:val="1"/>
+    </w:lvlOverride>
+    <w:lvlOverride w:ilvl="8">
+      <w:startOverride w:val="1"/>
+    </w:lvlOverride>
+  </w:num>
+  <w:num w:numId="1007">
+    <w:abstractNumId w:val="99411"/>
+    <w:lvlOverride w:ilvl="0">
+      <w:startOverride w:val="1"/>
+    </w:lvlOverride>
+    <w:lvlOverride w:ilvl="1">
+      <w:startOverride w:val="1"/>
+    </w:lvlOverride>
+    <w:lvlOverride w:ilvl="2">
+      <w:startOverride w:val="1"/>
+    </w:lvlOverride>
+    <w:lvlOverride w:ilvl="3">
+      <w:startOverride w:val="1"/>
+    </w:lvlOverride>
+    <w:lvlOverride w:ilvl="4">
+      <w:startOverride w:val="1"/>
+    </w:lvlOverride>
+    <w:lvlOverride w:ilvl="5">
+      <w:startOverride w:val="1"/>
+    </w:lvlOverride>
+    <w:lvlOverride w:ilvl="6">
+      <w:startOverride w:val="1"/>
+    </w:lvlOverride>
+    <w:lvlOverride w:ilvl="7">
+      <w:startOverride w:val="1"/>
+    </w:lvlOverride>
+    <w:lvlOverride w:ilvl="8">
+      <w:startOverride w:val="1"/>
+    </w:lvlOverride>
+  </w:num>
+  <w:num w:numId="1008">
+    <w:abstractNumId w:val="991"/>
+  </w:num>
+  <w:num w:numId="1009">
+    <w:abstractNumId w:val="991"/>
+  </w:num>
+  <w:num w:numId="1010">
+    <w:abstractNumId w:val="991"/>
+  </w:num>
+  <w:num w:numId="1011">
+    <w:abstractNumId w:val="991"/>
+  </w:num>
+  <w:num w:numId="1012">
+    <w:abstractNumId w:val="99411"/>
+    <w:lvlOverride w:ilvl="0">
+      <w:startOverride w:val="1"/>
+    </w:lvlOverride>
+    <w:lvlOverride w:ilvl="1">
+      <w:startOverride w:val="1"/>
+    </w:lvlOverride>
+    <w:lvlOverride w:ilvl="2">
+      <w:startOverride w:val="1"/>
+    </w:lvlOverride>
+    <w:lvlOverride w:ilvl="3">
+      <w:startOverride w:val="1"/>
+    </w:lvlOverride>
+    <w:lvlOverride w:ilvl="4">
+      <w:startOverride w:val="1"/>
+    </w:lvlOverride>
+    <w:lvlOverride w:ilvl="5">
+      <w:startOverride w:val="1"/>
+    </w:lvlOverride>
+    <w:lvlOverride w:ilvl="6">
+      <w:startOverride w:val="1"/>
+    </w:lvlOverride>
+    <w:lvlOverride w:ilvl="7">
+      <w:startOverride w:val="1"/>
+    </w:lvlOverride>
+    <w:lvlOverride w:ilvl="8">
+      <w:startOverride w:val="1"/>
+    </w:lvlOverride>
+  </w:num>
+  <w:num w:numId="1013">
     <w:abstractNumId w:val="991"/>
   </w:num>
 </w:numbering>
